--- a/Actividades/Actividad de Inicio Software IV.docx
+++ b/Actividades/Actividad de Inicio Software IV.docx
@@ -1,442 +1,1242 @@
 
 <file path=word/document.xml><?xml version="1.0" encoding="utf-8"?>
-<w:document xmlns:mc="http://schemas.openxmlformats.org/markup-compatibility/2006" xmlns:o="urn:schemas-microsoft-com:office:office" xmlns:r="http://schemas.openxmlformats.org/officeDocument/2006/relationships" xmlns:m="http://schemas.openxmlformats.org/officeDocument/2006/math" xmlns:v="urn:schemas-microsoft-com:vml" xmlns:wp="http://schemas.openxmlformats.org/drawingml/2006/wordprocessingDrawing" xmlns:w10="urn:schemas-microsoft-com:office:word" xmlns:w="http://schemas.openxmlformats.org/wordprocessingml/2006/main" xmlns:wne="http://schemas.microsoft.com/office/word/2006/wordml" xmlns:sl="http://schemas.openxmlformats.org/schemaLibrary/2006/main" xmlns:a="http://schemas.openxmlformats.org/drawingml/2006/main" xmlns:pic="http://schemas.openxmlformats.org/drawingml/2006/picture" xmlns:c="http://schemas.openxmlformats.org/drawingml/2006/chart" xmlns:lc="http://schemas.openxmlformats.org/drawingml/2006/lockedCanvas" xmlns:dgm="http://schemas.openxmlformats.org/drawingml/2006/diagram" xmlns:wps="http://schemas.microsoft.com/office/word/2010/wordprocessingShape" xmlns:wpg="http://schemas.microsoft.com/office/word/2010/wordprocessingGroup" xmlns:w14="http://schemas.microsoft.com/office/word/2010/wordml" xmlns:w15="http://schemas.microsoft.com/office/word/2012/wordml" xmlns:w16="http://schemas.microsoft.com/office/word/2018/wordml" xmlns:w16cex="http://schemas.microsoft.com/office/word/2018/wordml/cex" xmlns:w16cid="http://schemas.microsoft.com/office/word/2016/wordml/cid" xmlns="http://schemas.microsoft.com/office/tasks/2019/documenttasks" xmlns:cr="http://schemas.microsoft.com/office/comments/2020/reactions">
+<w:document xmlns:wpc="http://schemas.microsoft.com/office/word/2010/wordprocessingCanvas" xmlns:cx="http://schemas.microsoft.com/office/drawing/2014/chartex" xmlns:cx1="http://schemas.microsoft.com/office/drawing/2015/9/8/chartex" xmlns:cx2="http://schemas.microsoft.com/office/drawing/2015/10/21/chartex" xmlns:cx3="http://schemas.microsoft.com/office/drawing/2016/5/9/chartex" xmlns:cx4="http://schemas.microsoft.com/office/drawing/2016/5/10/chartex" xmlns:cx5="http://schemas.microsoft.com/office/drawing/2016/5/11/chartex" xmlns:cx6="http://schemas.microsoft.com/office/drawing/2016/5/12/chartex" xmlns:cx7="http://schemas.microsoft.com/office/drawing/2016/5/13/chartex" xmlns:cx8="http://schemas.microsoft.com/office/drawing/2016/5/14/chartex" xmlns:mc="http://schemas.openxmlformats.org/markup-compatibility/2006" xmlns:aink="http://schemas.microsoft.com/office/drawing/2016/ink" xmlns:am3d="http://schemas.microsoft.com/office/drawing/2017/model3d" xmlns:o="urn:schemas-microsoft-com:office:office" xmlns:oel="http://schemas.microsoft.com/office/2019/extlst" xmlns:r="http://schemas.openxmlformats.org/officeDocument/2006/relationships" xmlns:m="http://schemas.openxmlformats.org/officeDocument/2006/math" xmlns:v="urn:schemas-microsoft-com:vml" xmlns:wp14="http://schemas.microsoft.com/office/word/2010/wordprocessingDrawing" xmlns:wp="http://schemas.openxmlformats.org/drawingml/2006/wordprocessingDrawing" xmlns:w10="urn:schemas-microsoft-com:office:word" xmlns:w="http://schemas.openxmlformats.org/wordprocessingml/2006/main" xmlns:w14="http://schemas.microsoft.com/office/word/2010/wordml" xmlns:w15="http://schemas.microsoft.com/office/word/2012/wordml" xmlns:w16cex="http://schemas.microsoft.com/office/word/2018/wordml/cex" xmlns:w16cid="http://schemas.microsoft.com/office/word/2016/wordml/cid" xmlns:w16="http://schemas.microsoft.com/office/word/2018/wordml" xmlns:w16du="http://schemas.microsoft.com/office/word/2023/wordml/word16du" xmlns:w16sdtdh="http://schemas.microsoft.com/office/word/2020/wordml/sdtdatahash" xmlns:w16sdtfl="http://schemas.microsoft.com/office/word/2024/wordml/sdtformatlock" xmlns:w16se="http://schemas.microsoft.com/office/word/2015/wordml/symex" xmlns:wpg="http://schemas.microsoft.com/office/word/2010/wordprocessingGroup" xmlns:wpi="http://schemas.microsoft.com/office/word/2010/wordprocessingInk" xmlns:wne="http://schemas.microsoft.com/office/word/2006/wordml" xmlns:wps="http://schemas.microsoft.com/office/word/2010/wordprocessingShape" mc:Ignorable="w14 w15 w16se w16cid w16 w16cex w16sdtdh w16sdtfl w16du wp14">
   <w:body>
     <w:p>
       <w:pPr>
         <w:jc w:val="center"/>
         <w:rPr>
-          <w:b w:val="1"/>
-          <w:bCs w:val="1"/>
+          <w:b/>
+          <w:bCs/>
           <w:sz w:val="28"/>
           <w:szCs w:val="28"/>
         </w:rPr>
       </w:pPr>
       <w:r>
         <w:rPr>
-          <w:b w:val="1"/>
-          <w:bCs w:val="1"/>
+          <w:b/>
+          <w:bCs/>
           <w:sz w:val="28"/>
           <w:szCs w:val="28"/>
-          <w:rtl w:val="0"/>
-        </w:rPr>
-        <w:t xml:space="preserve">Actividad de inicio: Control de Versiones y Trabajo Colaborativo Profesional.</w:t>
-      </w:r>
-    </w:p>
-    <w:p>
-      <w:pPr>
-        <w:rPr>
+        </w:rPr>
+        <w:t>Actividad de inicio: Control de Versiones y Trabajo Colaborativo Profesional.</w:t>
+      </w:r>
+    </w:p>
+    <w:p>
+      <w:pPr>
+        <w:jc w:val="center"/>
+        <w:rPr>
+          <w:b/>
+          <w:bCs/>
+          <w:sz w:val="28"/>
+          <w:szCs w:val="28"/>
+        </w:rPr>
+      </w:pPr>
+    </w:p>
+    <w:p>
+      <w:pPr>
+        <w:jc w:val="both"/>
+        <w:rPr>
+          <w:rFonts w:ascii="Times New Roman" w:hAnsi="Times New Roman" w:cs="Times New Roman"/>
+          <w:b/>
+          <w:bCs/>
           <w:sz w:val="28"/>
           <w:szCs w:val="28"/>
           <w:u w:val="single"/>
-        </w:rPr>
-      </w:pPr>
-      <w:r>
-        <w:rPr>
+          <w:lang w:val="es-AR"/>
+        </w:rPr>
+      </w:pPr>
+      <w:r>
+        <w:rPr>
+          <w:rFonts w:ascii="Times New Roman" w:hAnsi="Times New Roman" w:cs="Times New Roman"/>
+          <w:b/>
+          <w:bCs/>
           <w:sz w:val="28"/>
           <w:szCs w:val="28"/>
           <w:u w:val="single"/>
-          <w:rtl w:val="0"/>
-        </w:rPr>
-        <w:br w:type="textWrapping"/>
-      </w:r>
-      <w:r>
-        <w:rPr>
+          <w:lang w:val="es-AR"/>
+        </w:rPr>
+        <w:t>El Ecosistema Git y GitHub</w:t>
+      </w:r>
+    </w:p>
+    <w:p>
+      <w:pPr>
+        <w:jc w:val="both"/>
+        <w:rPr>
+          <w:rFonts w:ascii="Times New Roman" w:hAnsi="Times New Roman" w:cs="Times New Roman"/>
+          <w:b/>
+          <w:bCs/>
           <w:sz w:val="28"/>
           <w:szCs w:val="28"/>
           <w:u w:val="single"/>
-          <w:rtl w:val="0"/>
-        </w:rPr>
-        <w:t xml:space="preserve">El Ecosistema Git</w:t>
-      </w:r>
-    </w:p>
-    <w:p>
-      <w:pPr>
-        <w:rPr>
-          <w:sz w:val="24"/>
-          <w:szCs w:val="24"/>
-        </w:rPr>
-      </w:pPr>
-      <w:r>
-        <w:rPr>
-          <w:rtl w:val="0"/>
-        </w:rPr>
-      </w:r>
-    </w:p>
-    <w:p>
-      <w:pPr>
-        <w:numPr>
-          <w:ilvl w:val="0"/>
-          <w:numId w:val="1"/>
-        </w:numPr>
-        <w:ind w:left="720" w:hanging="360"/>
-        <w:rPr>
-          <w:sz w:val="24"/>
-          <w:szCs w:val="24"/>
-          <w:u w:val="none"/>
-        </w:rPr>
-      </w:pPr>
-      <w:r>
-        <w:rPr>
-          <w:sz w:val="24"/>
-          <w:szCs w:val="24"/>
-          <w:rtl w:val="0"/>
-        </w:rPr>
-        <w:t xml:space="preserve">Git es un sistema de control de versiones distribuido que rastrea los cambios en el código localmente, permitiendo gestionar el historial de proyectos. GitHub es una plataforma en la nube (sitio web) que aloja repositorios de Git, facilitando la colaboración, el trabajo en equipo y el almacenamiento remoto de código.</w:t>
-      </w:r>
-    </w:p>
-    <w:p>
-      <w:pPr>
-        <w:rPr>
-          <w:sz w:val="24"/>
-          <w:szCs w:val="24"/>
-        </w:rPr>
-      </w:pPr>
-      <w:r>
-        <w:rPr>
-          <w:sz w:val="24"/>
-          <w:szCs w:val="24"/>
-          <w:rtl w:val="0"/>
-        </w:rPr>
-        <w:tab/>
-      </w:r>
-    </w:p>
-    <w:p>
-      <w:pPr>
-        <w:numPr>
-          <w:ilvl w:val="0"/>
-          <w:numId w:val="1"/>
-        </w:numPr>
-        <w:ind w:left="720" w:hanging="360"/>
-        <w:rPr>
-          <w:sz w:val="24"/>
-          <w:szCs w:val="24"/>
-          <w:u w:val="none"/>
-        </w:rPr>
-      </w:pPr>
-      <w:r>
-        <w:rPr>
-          <w:sz w:val="24"/>
-          <w:szCs w:val="24"/>
-          <w:rtl w:val="0"/>
-        </w:rPr>
-        <w:t xml:space="preserve">Git es el sistema de control de versiones que te ayuda a seguir y gestionar los cambios en el código, mientras que GitHub es una plataforma que facilita la colaboración, el alojamiento y la gestión de proyectos.</w:t>
-      </w:r>
-    </w:p>
-    <w:p>
-      <w:pPr>
-        <w:ind w:left="720" w:firstLine="0"/>
-        <w:rPr>
-          <w:sz w:val="24"/>
-          <w:szCs w:val="24"/>
-        </w:rPr>
-      </w:pPr>
-      <w:r>
-        <w:rPr>
-          <w:sz w:val="24"/>
-          <w:szCs w:val="24"/>
-          <w:rtl w:val="0"/>
-        </w:rPr>
-        <w:t xml:space="preserve"> </w:t>
-      </w:r>
-    </w:p>
-    <w:p>
-      <w:pPr>
-        <w:numPr>
-          <w:ilvl w:val="0"/>
-          <w:numId w:val="1"/>
-        </w:numPr>
-        <w:ind w:left="720" w:hanging="360"/>
-        <w:rPr>
-          <w:sz w:val="24"/>
-          <w:szCs w:val="24"/>
-          <w:u w:val="none"/>
-        </w:rPr>
-      </w:pPr>
-      <w:r>
-        <w:rPr>
-          <w:sz w:val="24"/>
-          <w:szCs w:val="24"/>
-          <w:rtl w:val="0"/>
-        </w:rPr>
-        <w:t xml:space="preserve">Un commit en Git es una captura instantánea ("snapshot") o confirmación definitiva de los cambios en tu código fuente, almacenada en el repositorio local junto con un mensaje descriptivo. Funciona como un punto de guardado en un videojuego porque registra el estado del proyecto en un momento específico, permitiéndote regresar a él si algo sale mal (hacer un revert).</w:t>
-      </w:r>
-    </w:p>
-    <w:p>
-      <w:pPr>
-        <w:ind w:left="720" w:firstLine="0"/>
-        <w:rPr>
-          <w:sz w:val="24"/>
-          <w:szCs w:val="24"/>
-        </w:rPr>
-      </w:pPr>
-      <w:r>
-        <w:rPr>
-          <w:rtl w:val="0"/>
-        </w:rPr>
-      </w:r>
-    </w:p>
-    <w:p>
-      <w:pPr>
-        <w:numPr>
-          <w:ilvl w:val="0"/>
-          <w:numId w:val="1"/>
-        </w:numPr>
-        <w:ind w:left="720" w:hanging="360"/>
-        <w:rPr>
-          <w:sz w:val="24"/>
-          <w:szCs w:val="24"/>
-          <w:u w:val="none"/>
-        </w:rPr>
-      </w:pPr>
-      <w:r>
-        <w:rPr>
-          <w:sz w:val="24"/>
-          <w:szCs w:val="24"/>
-          <w:rtl w:val="0"/>
-        </w:rPr>
-        <w:t xml:space="preserve">Los conflictos de fusión ocurren cuando se hacen cambios contrapuestos en la misma línea de un archivo o cuando una persona edita un archivo y otra persona borra el mismo archivo.</w:t>
-      </w:r>
-    </w:p>
-    <w:p>
-      <w:pPr>
-        <w:ind w:left="0" w:firstLine="0"/>
-        <w:rPr>
-          <w:sz w:val="24"/>
-          <w:szCs w:val="24"/>
-        </w:rPr>
-      </w:pPr>
-      <w:r>
-        <w:rPr>
-          <w:rtl w:val="0"/>
-        </w:rPr>
-      </w:r>
-    </w:p>
-    <w:p>
-      <w:pPr>
-        <w:ind w:left="0" w:firstLine="0"/>
-        <w:rPr>
+          <w:lang w:val="es-AR"/>
+        </w:rPr>
+      </w:pPr>
+    </w:p>
+    <w:p>
+      <w:pPr>
+        <w:jc w:val="both"/>
+        <w:rPr>
+          <w:rFonts w:ascii="Times New Roman" w:hAnsi="Times New Roman" w:cs="Times New Roman"/>
+          <w:b/>
+          <w:bCs/>
+          <w:sz w:val="24"/>
+          <w:szCs w:val="24"/>
+          <w:lang w:val="es-AR"/>
+        </w:rPr>
+      </w:pPr>
+      <w:r>
+        <w:rPr>
+          <w:rFonts w:ascii="Times New Roman" w:hAnsi="Times New Roman" w:cs="Times New Roman"/>
+          <w:b/>
+          <w:bCs/>
+          <w:sz w:val="24"/>
+          <w:szCs w:val="24"/>
+          <w:lang w:val="es-AR"/>
+        </w:rPr>
+        <w:t xml:space="preserve">1. ¿Qué es Git? </w:t>
+      </w:r>
+    </w:p>
+    <w:p>
+      <w:pPr>
+        <w:ind w:firstLine="720"/>
+        <w:jc w:val="both"/>
+        <w:rPr>
+          <w:rFonts w:ascii="Times New Roman" w:hAnsi="Times New Roman" w:cs="Times New Roman"/>
+          <w:sz w:val="24"/>
+          <w:szCs w:val="24"/>
+          <w:lang w:val="es-AR"/>
+        </w:rPr>
+      </w:pPr>
+      <w:r>
+        <w:rPr>
+          <w:rFonts w:ascii="Times New Roman" w:hAnsi="Times New Roman" w:cs="Times New Roman"/>
+          <w:sz w:val="24"/>
+          <w:szCs w:val="24"/>
+          <w:lang w:val="es-AR"/>
+        </w:rPr>
+        <w:t>Es un sistema que instalas en tu computadora para registrar cada pequeño cambio que haces en tus archivos. En lugar de guardar archivos como "proyecto_final_v2.docx", Git guarda un historial invisible que te permite saber quién cambió qué y cuándo. Como es "distribuido", cada persona del equipo tiene una copia completa de ese historial en su propia máquina.</w:t>
+      </w:r>
+    </w:p>
+    <w:p>
+      <w:pPr>
+        <w:ind w:firstLine="720"/>
+        <w:jc w:val="both"/>
+        <w:rPr>
+          <w:rFonts w:ascii="Times New Roman" w:hAnsi="Times New Roman" w:cs="Times New Roman"/>
+          <w:sz w:val="24"/>
+          <w:szCs w:val="24"/>
+          <w:lang w:val="es-AR"/>
+        </w:rPr>
+      </w:pPr>
+    </w:p>
+    <w:p>
+      <w:pPr>
+        <w:jc w:val="both"/>
+        <w:rPr>
+          <w:rFonts w:ascii="Times New Roman" w:hAnsi="Times New Roman" w:cs="Times New Roman"/>
+          <w:b/>
+          <w:bCs/>
+          <w:sz w:val="24"/>
+          <w:szCs w:val="24"/>
+          <w:lang w:val="es-AR"/>
+        </w:rPr>
+      </w:pPr>
+      <w:r>
+        <w:rPr>
+          <w:rFonts w:ascii="Times New Roman" w:hAnsi="Times New Roman" w:cs="Times New Roman"/>
+          <w:b/>
+          <w:bCs/>
+          <w:sz w:val="24"/>
+          <w:szCs w:val="24"/>
+          <w:lang w:val="es-AR"/>
+        </w:rPr>
+        <w:t xml:space="preserve">2. ¿Qué es GitHub? </w:t>
+      </w:r>
+    </w:p>
+    <w:p>
+      <w:pPr>
+        <w:ind w:firstLine="720"/>
+        <w:jc w:val="both"/>
+        <w:rPr>
+          <w:rFonts w:ascii="Times New Roman" w:hAnsi="Times New Roman" w:cs="Times New Roman"/>
+          <w:sz w:val="24"/>
+          <w:szCs w:val="24"/>
+          <w:lang w:val="es-AR"/>
+        </w:rPr>
+      </w:pPr>
+      <w:r>
+        <w:rPr>
+          <w:rFonts w:ascii="Times New Roman" w:hAnsi="Times New Roman" w:cs="Times New Roman"/>
+          <w:sz w:val="24"/>
+          <w:szCs w:val="24"/>
+          <w:lang w:val="es-AR"/>
+        </w:rPr>
+        <w:t xml:space="preserve">Si Git es la herramienta, GitHub es el lugar donde vive el trabajo. Es una plataforma en la nube (un sitio web) donde subes tus proyectos de Git para que estén seguros y respaldados. Su verdadera magia está en la colaboración: </w:t>
+      </w:r>
+      <w:r>
+        <w:rPr>
+          <w:rFonts w:ascii="Times New Roman" w:hAnsi="Times New Roman" w:cs="Times New Roman"/>
+          <w:sz w:val="24"/>
+          <w:szCs w:val="24"/>
+          <w:lang w:val="es-AR"/>
+        </w:rPr>
+        <w:t>P</w:t>
+      </w:r>
+      <w:r>
+        <w:rPr>
+          <w:rFonts w:ascii="Times New Roman" w:hAnsi="Times New Roman" w:cs="Times New Roman"/>
+          <w:sz w:val="24"/>
+          <w:szCs w:val="24"/>
+          <w:lang w:val="es-AR"/>
+        </w:rPr>
+        <w:t>ermite que personas de cualquier parte del mundo trabajen en el mismo código al mismo tiempo, ofreciendo herramientas para organizar tareas, revisar errores y mostrar tu portafolio al mundo.</w:t>
+      </w:r>
+    </w:p>
+    <w:p>
+      <w:pPr>
+        <w:ind w:firstLine="720"/>
+        <w:jc w:val="both"/>
+        <w:rPr>
+          <w:rFonts w:ascii="Times New Roman" w:hAnsi="Times New Roman" w:cs="Times New Roman"/>
+          <w:sz w:val="24"/>
+          <w:szCs w:val="24"/>
+          <w:lang w:val="es-AR"/>
+        </w:rPr>
+      </w:pPr>
+    </w:p>
+    <w:p>
+      <w:pPr>
+        <w:jc w:val="both"/>
+        <w:rPr>
+          <w:rFonts w:ascii="Times New Roman" w:hAnsi="Times New Roman" w:cs="Times New Roman"/>
+          <w:b/>
+          <w:bCs/>
+          <w:sz w:val="24"/>
+          <w:szCs w:val="24"/>
+          <w:lang w:val="es-AR"/>
+        </w:rPr>
+      </w:pPr>
+      <w:r>
+        <w:rPr>
+          <w:rFonts w:ascii="Times New Roman" w:hAnsi="Times New Roman" w:cs="Times New Roman"/>
+          <w:b/>
+          <w:bCs/>
+          <w:sz w:val="24"/>
+          <w:szCs w:val="24"/>
+          <w:lang w:val="es-AR"/>
+        </w:rPr>
+        <w:t xml:space="preserve">3. El </w:t>
+      </w:r>
+      <w:proofErr w:type="spellStart"/>
+      <w:r>
+        <w:rPr>
+          <w:rFonts w:ascii="Times New Roman" w:hAnsi="Times New Roman" w:cs="Times New Roman"/>
+          <w:b/>
+          <w:bCs/>
+          <w:sz w:val="24"/>
+          <w:szCs w:val="24"/>
+          <w:lang w:val="es-AR"/>
+        </w:rPr>
+        <w:t>Commit</w:t>
+      </w:r>
+      <w:proofErr w:type="spellEnd"/>
+      <w:r>
+        <w:rPr>
+          <w:rFonts w:ascii="Times New Roman" w:hAnsi="Times New Roman" w:cs="Times New Roman"/>
+          <w:b/>
+          <w:bCs/>
+          <w:sz w:val="24"/>
+          <w:szCs w:val="24"/>
+          <w:lang w:val="es-AR"/>
+        </w:rPr>
+        <w:t xml:space="preserve">: </w:t>
+      </w:r>
+    </w:p>
+    <w:p>
+      <w:pPr>
+        <w:ind w:firstLine="720"/>
+        <w:jc w:val="both"/>
+        <w:rPr>
+          <w:rFonts w:ascii="Times New Roman" w:hAnsi="Times New Roman" w:cs="Times New Roman"/>
+          <w:sz w:val="24"/>
+          <w:szCs w:val="24"/>
+          <w:lang w:val="es-AR"/>
+        </w:rPr>
+      </w:pPr>
+      <w:r>
+        <w:rPr>
+          <w:rFonts w:ascii="Times New Roman" w:hAnsi="Times New Roman" w:cs="Times New Roman"/>
+          <w:sz w:val="24"/>
+          <w:szCs w:val="24"/>
+          <w:lang w:val="es-AR"/>
+        </w:rPr>
+        <w:t xml:space="preserve">Un </w:t>
+      </w:r>
+      <w:proofErr w:type="spellStart"/>
+      <w:r>
+        <w:rPr>
+          <w:rFonts w:ascii="Times New Roman" w:hAnsi="Times New Roman" w:cs="Times New Roman"/>
+          <w:sz w:val="24"/>
+          <w:szCs w:val="24"/>
+          <w:lang w:val="es-AR"/>
+        </w:rPr>
+        <w:t>commit</w:t>
+      </w:r>
+      <w:proofErr w:type="spellEnd"/>
+      <w:r>
+        <w:rPr>
+          <w:rFonts w:ascii="Times New Roman" w:hAnsi="Times New Roman" w:cs="Times New Roman"/>
+          <w:sz w:val="24"/>
+          <w:szCs w:val="24"/>
+          <w:lang w:val="es-AR"/>
+        </w:rPr>
+        <w:t xml:space="preserve"> es mucho más que un simple "guardar". Es una confirmación oficial de que tu trabajo está listo en ese punto. Imagina que cada </w:t>
+      </w:r>
+      <w:proofErr w:type="spellStart"/>
+      <w:r>
+        <w:rPr>
+          <w:rFonts w:ascii="Times New Roman" w:hAnsi="Times New Roman" w:cs="Times New Roman"/>
+          <w:sz w:val="24"/>
+          <w:szCs w:val="24"/>
+          <w:lang w:val="es-AR"/>
+        </w:rPr>
+        <w:t>commit</w:t>
+      </w:r>
+      <w:proofErr w:type="spellEnd"/>
+      <w:r>
+        <w:rPr>
+          <w:rFonts w:ascii="Times New Roman" w:hAnsi="Times New Roman" w:cs="Times New Roman"/>
+          <w:sz w:val="24"/>
+          <w:szCs w:val="24"/>
+          <w:lang w:val="es-AR"/>
+        </w:rPr>
+        <w:t xml:space="preserve"> es una foto de todo tu proyecto en un momento exacto. Viene acompañado de un "mensaje de </w:t>
+      </w:r>
+      <w:proofErr w:type="spellStart"/>
+      <w:r>
+        <w:rPr>
+          <w:rFonts w:ascii="Times New Roman" w:hAnsi="Times New Roman" w:cs="Times New Roman"/>
+          <w:sz w:val="24"/>
+          <w:szCs w:val="24"/>
+          <w:lang w:val="es-AR"/>
+        </w:rPr>
+        <w:t>commit</w:t>
+      </w:r>
+      <w:proofErr w:type="spellEnd"/>
+      <w:r>
+        <w:rPr>
+          <w:rFonts w:ascii="Times New Roman" w:hAnsi="Times New Roman" w:cs="Times New Roman"/>
+          <w:sz w:val="24"/>
+          <w:szCs w:val="24"/>
+          <w:lang w:val="es-AR"/>
+        </w:rPr>
+        <w:t>", que es una nota donde explicas qué hiciste (por ejemplo: "Se arregló el error del inicio de sesión"). Si mañana rompes algo por accidente, puedes usar estos puntos para volver al pasado y dejar todo como estaba antes del error.</w:t>
+      </w:r>
+    </w:p>
+    <w:p>
+      <w:pPr>
+        <w:ind w:firstLine="720"/>
+        <w:jc w:val="both"/>
+        <w:rPr>
+          <w:rFonts w:ascii="Times New Roman" w:hAnsi="Times New Roman" w:cs="Times New Roman"/>
+          <w:sz w:val="24"/>
+          <w:szCs w:val="24"/>
+          <w:lang w:val="es-AR"/>
+        </w:rPr>
+      </w:pPr>
+    </w:p>
+    <w:p>
+      <w:pPr>
+        <w:jc w:val="both"/>
+        <w:rPr>
+          <w:rFonts w:ascii="Times New Roman" w:hAnsi="Times New Roman" w:cs="Times New Roman"/>
+          <w:b/>
+          <w:bCs/>
+          <w:sz w:val="24"/>
+          <w:szCs w:val="24"/>
+          <w:lang w:val="es-AR"/>
+        </w:rPr>
+      </w:pPr>
+      <w:r>
+        <w:rPr>
+          <w:rFonts w:ascii="Times New Roman" w:hAnsi="Times New Roman" w:cs="Times New Roman"/>
+          <w:b/>
+          <w:bCs/>
+          <w:sz w:val="24"/>
+          <w:szCs w:val="24"/>
+          <w:lang w:val="es-AR"/>
+        </w:rPr>
+        <w:t xml:space="preserve">4. Conflictos de fusión: </w:t>
+      </w:r>
+    </w:p>
+    <w:p>
+      <w:pPr>
+        <w:jc w:val="both"/>
+        <w:rPr>
+          <w:rFonts w:ascii="Times New Roman" w:hAnsi="Times New Roman" w:cs="Times New Roman"/>
+          <w:sz w:val="24"/>
+          <w:szCs w:val="24"/>
+          <w:lang w:val="es-AR"/>
+        </w:rPr>
+      </w:pPr>
+      <w:r>
+        <w:rPr>
+          <w:rFonts w:ascii="Times New Roman" w:hAnsi="Times New Roman" w:cs="Times New Roman"/>
+          <w:sz w:val="24"/>
+          <w:szCs w:val="24"/>
+          <w:lang w:val="es-AR"/>
+        </w:rPr>
+        <w:t>Un conflicto ocurre cuando dos personas intentan cambiar la misma línea del mismo archivo de formas distintas, o cuando alguien borra un archivo en el que otra persona sigue trabajando. Git es inteligente, pero no sabe adivinar cuál versión es la correcta. En ese momento, Git "se detiene" y te pide a ti (el humano) que elijas qué cambio se queda y cuál se va. Es una parte normal del trabajo en equipo.</w:t>
+      </w:r>
+    </w:p>
+    <w:p>
+      <w:pPr>
+        <w:jc w:val="both"/>
+        <w:rPr>
+          <w:rFonts w:ascii="Times New Roman" w:hAnsi="Times New Roman" w:cs="Times New Roman"/>
+          <w:sz w:val="24"/>
+          <w:szCs w:val="24"/>
+          <w:lang w:val="es-AR"/>
+        </w:rPr>
+      </w:pPr>
+    </w:p>
+    <w:p>
+      <w:pPr>
+        <w:jc w:val="both"/>
+        <w:rPr>
+          <w:rFonts w:ascii="Times New Roman" w:hAnsi="Times New Roman" w:cs="Times New Roman"/>
+          <w:sz w:val="24"/>
+          <w:szCs w:val="24"/>
+          <w:lang w:val="es-AR"/>
+        </w:rPr>
+      </w:pPr>
+    </w:p>
+    <w:p>
+      <w:pPr>
+        <w:jc w:val="both"/>
+        <w:rPr>
+          <w:rFonts w:ascii="Times New Roman" w:hAnsi="Times New Roman" w:cs="Times New Roman"/>
+          <w:b/>
+          <w:bCs/>
           <w:sz w:val="28"/>
           <w:szCs w:val="28"/>
           <w:u w:val="single"/>
-        </w:rPr>
-      </w:pPr>
-      <w:r>
-        <w:rPr>
+          <w:lang w:val="es-AR"/>
+        </w:rPr>
+      </w:pPr>
+      <w:r>
+        <w:rPr>
+          <w:rFonts w:ascii="Times New Roman" w:hAnsi="Times New Roman" w:cs="Times New Roman"/>
+          <w:b/>
+          <w:bCs/>
           <w:sz w:val="28"/>
           <w:szCs w:val="28"/>
           <w:u w:val="single"/>
-          <w:rtl w:val="0"/>
-        </w:rPr>
-        <w:t xml:space="preserve">El "ADN" de un Repositorio (Configuración)</w:t>
-      </w:r>
-    </w:p>
-    <w:p>
-      <w:pPr>
-        <w:ind w:left="0" w:firstLine="0"/>
-        <w:rPr>
-          <w:sz w:val="24"/>
-          <w:szCs w:val="24"/>
+          <w:lang w:val="es-AR"/>
+        </w:rPr>
+        <w:t>El "ADN" de un Repositorio</w:t>
+      </w:r>
+    </w:p>
+    <w:p>
+      <w:pPr>
+        <w:jc w:val="both"/>
+        <w:rPr>
+          <w:rFonts w:ascii="Times New Roman" w:hAnsi="Times New Roman" w:cs="Times New Roman"/>
+          <w:b/>
+          <w:bCs/>
+          <w:sz w:val="28"/>
+          <w:szCs w:val="28"/>
           <w:u w:val="single"/>
-        </w:rPr>
-      </w:pPr>
-      <w:r>
-        <w:rPr>
-          <w:rtl w:val="0"/>
-        </w:rPr>
-      </w:r>
-    </w:p>
-    <w:p>
-      <w:pPr>
-        <w:rPr>
-          <w:sz w:val="24"/>
-          <w:szCs w:val="24"/>
-        </w:rPr>
-      </w:pPr>
-      <w:r>
-        <w:rPr>
+          <w:lang w:val="es-AR"/>
+        </w:rPr>
+      </w:pPr>
+    </w:p>
+    <w:p>
+      <w:pPr>
+        <w:jc w:val="both"/>
+        <w:rPr>
+          <w:rFonts w:ascii="Times New Roman" w:hAnsi="Times New Roman" w:cs="Times New Roman"/>
+          <w:b/>
+          <w:bCs/>
+          <w:sz w:val="24"/>
+          <w:szCs w:val="24"/>
+          <w:lang w:val="es-AR"/>
+        </w:rPr>
+      </w:pPr>
+      <w:r>
+        <w:rPr>
+          <w:rFonts w:ascii="Times New Roman" w:hAnsi="Times New Roman" w:cs="Times New Roman"/>
+          <w:b/>
+          <w:bCs/>
+          <w:sz w:val="24"/>
+          <w:szCs w:val="24"/>
+          <w:lang w:val="es-AR"/>
+        </w:rPr>
+        <w:t xml:space="preserve">La </w:t>
+      </w:r>
+      <w:proofErr w:type="gramStart"/>
+      <w:r>
+        <w:rPr>
+          <w:rFonts w:ascii="Times New Roman" w:hAnsi="Times New Roman" w:cs="Times New Roman"/>
+          <w:b/>
+          <w:bCs/>
+          <w:sz w:val="24"/>
+          <w:szCs w:val="24"/>
+          <w:lang w:val="es-AR"/>
+        </w:rPr>
+        <w:t xml:space="preserve">Carpeta </w:t>
+      </w:r>
+      <w:r>
+        <w:rPr>
+          <w:rFonts w:ascii="Times New Roman" w:hAnsi="Times New Roman" w:cs="Times New Roman"/>
+          <w:sz w:val="24"/>
+          <w:szCs w:val="24"/>
+          <w:lang w:val="es-AR"/>
+        </w:rPr>
+        <w:t>.</w:t>
+      </w:r>
+      <w:proofErr w:type="spellStart"/>
+      <w:r>
+        <w:rPr>
+          <w:rFonts w:ascii="Times New Roman" w:hAnsi="Times New Roman" w:cs="Times New Roman"/>
+          <w:sz w:val="24"/>
+          <w:szCs w:val="24"/>
+          <w:lang w:val="es-AR"/>
+        </w:rPr>
+        <w:t>git</w:t>
+      </w:r>
+      <w:proofErr w:type="spellEnd"/>
+      <w:proofErr w:type="gramEnd"/>
+      <w:r>
+        <w:rPr>
+          <w:rFonts w:ascii="Times New Roman" w:hAnsi="Times New Roman" w:cs="Times New Roman"/>
+          <w:b/>
+          <w:bCs/>
+          <w:sz w:val="24"/>
+          <w:szCs w:val="24"/>
+          <w:lang w:val="es-AR"/>
+        </w:rPr>
+        <w:t xml:space="preserve"> </w:t>
+      </w:r>
+    </w:p>
+    <w:p>
+      <w:pPr>
+        <w:jc w:val="both"/>
+        <w:rPr>
+          <w:rFonts w:ascii="Times New Roman" w:hAnsi="Times New Roman" w:cs="Times New Roman"/>
+          <w:sz w:val="24"/>
+          <w:szCs w:val="24"/>
+          <w:lang w:val="es-AR"/>
+        </w:rPr>
+      </w:pPr>
+      <w:r>
+        <w:rPr>
+          <w:rFonts w:ascii="Times New Roman" w:hAnsi="Times New Roman" w:cs="Times New Roman"/>
+          <w:sz w:val="24"/>
+          <w:szCs w:val="24"/>
+          <w:lang w:val="es-AR"/>
+        </w:rPr>
+        <w:t xml:space="preserve">Cuando inicias un proyecto con Git, se crea una carpeta invisible </w:t>
+      </w:r>
+      <w:proofErr w:type="gramStart"/>
+      <w:r>
+        <w:rPr>
+          <w:rFonts w:ascii="Times New Roman" w:hAnsi="Times New Roman" w:cs="Times New Roman"/>
+          <w:sz w:val="24"/>
+          <w:szCs w:val="24"/>
+          <w:lang w:val="es-AR"/>
+        </w:rPr>
+        <w:t>llamada .</w:t>
+      </w:r>
+      <w:proofErr w:type="spellStart"/>
+      <w:r>
+        <w:rPr>
+          <w:rFonts w:ascii="Times New Roman" w:hAnsi="Times New Roman" w:cs="Times New Roman"/>
+          <w:sz w:val="24"/>
+          <w:szCs w:val="24"/>
+          <w:lang w:val="es-AR"/>
+        </w:rPr>
+        <w:t>git</w:t>
+      </w:r>
+      <w:proofErr w:type="spellEnd"/>
+      <w:proofErr w:type="gramEnd"/>
+      <w:r>
+        <w:rPr>
+          <w:rFonts w:ascii="Times New Roman" w:hAnsi="Times New Roman" w:cs="Times New Roman"/>
+          <w:sz w:val="24"/>
+          <w:szCs w:val="24"/>
+          <w:lang w:val="es-AR"/>
+        </w:rPr>
+        <w:t>. Aquí es donde se guarda toda la magia: cada versión antigua, cada rama de desarrollo y toda la configuración. Es el cerebro del repositorio. Regla de oro</w:t>
+      </w:r>
+      <w:r>
+        <w:rPr>
+          <w:rFonts w:ascii="Times New Roman" w:hAnsi="Times New Roman" w:cs="Times New Roman"/>
+          <w:b/>
+          <w:bCs/>
+          <w:sz w:val="24"/>
+          <w:szCs w:val="24"/>
+          <w:lang w:val="es-AR"/>
+        </w:rPr>
+        <w:t>:</w:t>
+      </w:r>
+      <w:r>
+        <w:rPr>
+          <w:rFonts w:ascii="Times New Roman" w:hAnsi="Times New Roman" w:cs="Times New Roman"/>
+          <w:sz w:val="24"/>
+          <w:szCs w:val="24"/>
+          <w:lang w:val="es-AR"/>
+        </w:rPr>
+        <w:t xml:space="preserve"> Nunca la borres manualmente. Si lo haces, tu proyecto seguirá ahí, pero Git "olvidará" todo el pasado y ya no podrás regresar a versiones anteriores ni conectarte con la nube.</w:t>
+      </w:r>
+    </w:p>
+    <w:p>
+      <w:pPr>
+        <w:jc w:val="both"/>
+        <w:rPr>
+          <w:rFonts w:ascii="Times New Roman" w:hAnsi="Times New Roman" w:cs="Times New Roman"/>
+          <w:b/>
+          <w:bCs/>
+          <w:sz w:val="24"/>
+          <w:szCs w:val="24"/>
+          <w:lang w:val="es-AR"/>
+        </w:rPr>
+      </w:pPr>
+      <w:r>
+        <w:rPr>
+          <w:rFonts w:ascii="Times New Roman" w:hAnsi="Times New Roman" w:cs="Times New Roman"/>
+          <w:b/>
+          <w:bCs/>
+          <w:sz w:val="24"/>
+          <w:szCs w:val="24"/>
+          <w:lang w:val="es-AR"/>
+        </w:rPr>
+        <w:lastRenderedPageBreak/>
+        <w:t xml:space="preserve">El </w:t>
+      </w:r>
+      <w:proofErr w:type="gramStart"/>
+      <w:r>
+        <w:rPr>
+          <w:rFonts w:ascii="Times New Roman" w:hAnsi="Times New Roman" w:cs="Times New Roman"/>
+          <w:b/>
+          <w:bCs/>
+          <w:sz w:val="24"/>
+          <w:szCs w:val="24"/>
+          <w:lang w:val="es-AR"/>
+        </w:rPr>
+        <w:t xml:space="preserve">Archivo </w:t>
+      </w:r>
+      <w:r>
+        <w:rPr>
+          <w:rFonts w:ascii="Times New Roman" w:hAnsi="Times New Roman" w:cs="Times New Roman"/>
+          <w:sz w:val="24"/>
+          <w:szCs w:val="24"/>
+          <w:lang w:val="es-AR"/>
+        </w:rPr>
+        <w:t>.</w:t>
+      </w:r>
+      <w:proofErr w:type="spellStart"/>
+      <w:r>
+        <w:rPr>
+          <w:rFonts w:ascii="Times New Roman" w:hAnsi="Times New Roman" w:cs="Times New Roman"/>
+          <w:sz w:val="24"/>
+          <w:szCs w:val="24"/>
+          <w:lang w:val="es-AR"/>
+        </w:rPr>
+        <w:t>gitignore</w:t>
+      </w:r>
+      <w:proofErr w:type="spellEnd"/>
+      <w:proofErr w:type="gramEnd"/>
+      <w:r>
+        <w:rPr>
+          <w:rFonts w:ascii="Times New Roman" w:hAnsi="Times New Roman" w:cs="Times New Roman"/>
+          <w:b/>
+          <w:bCs/>
+          <w:sz w:val="24"/>
+          <w:szCs w:val="24"/>
+          <w:lang w:val="es-AR"/>
+        </w:rPr>
+        <w:t xml:space="preserve"> </w:t>
+      </w:r>
+    </w:p>
+    <w:p>
+      <w:pPr>
+        <w:jc w:val="both"/>
+        <w:rPr>
+          <w:rFonts w:ascii="Times New Roman" w:hAnsi="Times New Roman" w:cs="Times New Roman"/>
+          <w:sz w:val="24"/>
+          <w:szCs w:val="24"/>
+          <w:lang w:val="es-AR"/>
+        </w:rPr>
+      </w:pPr>
+      <w:r>
+        <w:rPr>
+          <w:rFonts w:ascii="Times New Roman" w:hAnsi="Times New Roman" w:cs="Times New Roman"/>
+          <w:sz w:val="24"/>
+          <w:szCs w:val="24"/>
+          <w:lang w:val="es-AR"/>
+        </w:rPr>
+        <w:t xml:space="preserve">No todo lo que hay en tu computadora debe subirse a internet. El </w:t>
+      </w:r>
+      <w:proofErr w:type="gramStart"/>
+      <w:r>
+        <w:rPr>
+          <w:rFonts w:ascii="Times New Roman" w:hAnsi="Times New Roman" w:cs="Times New Roman"/>
+          <w:sz w:val="24"/>
+          <w:szCs w:val="24"/>
+          <w:lang w:val="es-AR"/>
+        </w:rPr>
+        <w:t>archivo .</w:t>
+      </w:r>
+      <w:proofErr w:type="spellStart"/>
+      <w:r>
+        <w:rPr>
+          <w:rFonts w:ascii="Times New Roman" w:hAnsi="Times New Roman" w:cs="Times New Roman"/>
+          <w:sz w:val="24"/>
+          <w:szCs w:val="24"/>
+          <w:lang w:val="es-AR"/>
+        </w:rPr>
+        <w:t>gitignore</w:t>
+      </w:r>
+      <w:proofErr w:type="spellEnd"/>
+      <w:proofErr w:type="gramEnd"/>
+      <w:r>
+        <w:rPr>
+          <w:rFonts w:ascii="Times New Roman" w:hAnsi="Times New Roman" w:cs="Times New Roman"/>
+          <w:sz w:val="24"/>
+          <w:szCs w:val="24"/>
+          <w:lang w:val="es-AR"/>
+        </w:rPr>
+        <w:t xml:space="preserve"> es una lista de "invitados no deseados". Sirve para decirle a Git: </w:t>
+      </w:r>
+      <w:r>
+        <w:rPr>
+          <w:rFonts w:ascii="Times New Roman" w:hAnsi="Times New Roman" w:cs="Times New Roman"/>
+          <w:i/>
+          <w:iCs/>
+          <w:sz w:val="24"/>
+          <w:szCs w:val="24"/>
+          <w:lang w:val="es-AR"/>
+        </w:rPr>
+        <w:t>"Ignora estas carpetas y no las subas jamás"</w:t>
+      </w:r>
+      <w:r>
+        <w:rPr>
+          <w:rFonts w:ascii="Times New Roman" w:hAnsi="Times New Roman" w:cs="Times New Roman"/>
+          <w:sz w:val="24"/>
+          <w:szCs w:val="24"/>
+          <w:lang w:val="es-AR"/>
+        </w:rPr>
+        <w:t>. Esto es vital por dos razones:</w:t>
+      </w:r>
+    </w:p>
+    <w:p>
+      <w:pPr>
+        <w:numPr>
+          <w:ilvl w:val="0"/>
+          <w:numId w:val="2"/>
+        </w:numPr>
+        <w:jc w:val="both"/>
+        <w:rPr>
+          <w:rFonts w:ascii="Times New Roman" w:hAnsi="Times New Roman" w:cs="Times New Roman"/>
+          <w:sz w:val="24"/>
+          <w:szCs w:val="24"/>
+          <w:lang w:val="es-AR"/>
+        </w:rPr>
+      </w:pPr>
+      <w:r>
+        <w:rPr>
+          <w:rFonts w:ascii="Times New Roman" w:hAnsi="Times New Roman" w:cs="Times New Roman"/>
+          <w:b/>
+          <w:bCs/>
+          <w:sz w:val="24"/>
+          <w:szCs w:val="24"/>
+          <w:lang w:val="es-AR"/>
+        </w:rPr>
+        <w:t>Seguridad:</w:t>
+      </w:r>
+      <w:r>
+        <w:rPr>
+          <w:rFonts w:ascii="Times New Roman" w:hAnsi="Times New Roman" w:cs="Times New Roman"/>
+          <w:sz w:val="24"/>
+          <w:szCs w:val="24"/>
+          <w:lang w:val="es-AR"/>
+        </w:rPr>
+        <w:t xml:space="preserve"> Evita que subas contraseñas o llaves secretas por accidente.</w:t>
+      </w:r>
+    </w:p>
+    <w:p>
+      <w:pPr>
+        <w:numPr>
+          <w:ilvl w:val="0"/>
+          <w:numId w:val="2"/>
+        </w:numPr>
+        <w:jc w:val="both"/>
+        <w:rPr>
+          <w:rFonts w:ascii="Times New Roman" w:hAnsi="Times New Roman" w:cs="Times New Roman"/>
+          <w:sz w:val="24"/>
+          <w:szCs w:val="24"/>
+          <w:lang w:val="es-AR"/>
+        </w:rPr>
+      </w:pPr>
+      <w:r>
+        <w:rPr>
+          <w:rFonts w:ascii="Times New Roman" w:hAnsi="Times New Roman" w:cs="Times New Roman"/>
+          <w:b/>
+          <w:bCs/>
+          <w:sz w:val="24"/>
+          <w:szCs w:val="24"/>
+          <w:lang w:val="es-AR"/>
+        </w:rPr>
+        <w:t>Limpieza:</w:t>
+      </w:r>
+      <w:r>
+        <w:rPr>
+          <w:rFonts w:ascii="Times New Roman" w:hAnsi="Times New Roman" w:cs="Times New Roman"/>
+          <w:sz w:val="24"/>
+          <w:szCs w:val="24"/>
+          <w:lang w:val="es-AR"/>
+        </w:rPr>
+        <w:t xml:space="preserve"> Evita subir archivos basura o carpetas pesadas que no son necesarias para que el código funcione (como carpetas de dependencias o archivos temporales).</w:t>
+      </w:r>
+    </w:p>
+    <w:p>
+      <w:pPr>
+        <w:jc w:val="both"/>
+        <w:rPr>
+          <w:rFonts w:ascii="Times New Roman" w:hAnsi="Times New Roman" w:cs="Times New Roman"/>
+          <w:sz w:val="24"/>
+          <w:szCs w:val="24"/>
+          <w:lang w:val="es-AR"/>
+        </w:rPr>
+      </w:pPr>
+    </w:p>
+    <w:p>
+      <w:pPr>
+        <w:jc w:val="both"/>
+        <w:rPr>
+          <w:rFonts w:ascii="Times New Roman" w:hAnsi="Times New Roman" w:cs="Times New Roman"/>
+          <w:b/>
+          <w:bCs/>
+          <w:sz w:val="24"/>
+          <w:szCs w:val="24"/>
+          <w:lang w:val="es-AR"/>
+        </w:rPr>
+      </w:pPr>
+      <w:r>
+        <w:rPr>
+          <w:rFonts w:ascii="Times New Roman" w:hAnsi="Times New Roman" w:cs="Times New Roman"/>
+          <w:b/>
+          <w:bCs/>
+          <w:sz w:val="24"/>
+          <w:szCs w:val="24"/>
+          <w:lang w:val="es-AR"/>
+        </w:rPr>
+        <w:t xml:space="preserve">El Archivo </w:t>
+      </w:r>
+      <w:r>
+        <w:rPr>
+          <w:rFonts w:ascii="Times New Roman" w:hAnsi="Times New Roman" w:cs="Times New Roman"/>
+          <w:sz w:val="24"/>
+          <w:szCs w:val="24"/>
+          <w:lang w:val="es-AR"/>
+        </w:rPr>
+        <w:t>README.md</w:t>
+      </w:r>
+      <w:r>
+        <w:rPr>
+          <w:rFonts w:ascii="Times New Roman" w:hAnsi="Times New Roman" w:cs="Times New Roman"/>
+          <w:b/>
+          <w:bCs/>
+          <w:sz w:val="24"/>
+          <w:szCs w:val="24"/>
+          <w:lang w:val="es-AR"/>
+        </w:rPr>
+        <w:t xml:space="preserve"> </w:t>
+      </w:r>
+    </w:p>
+    <w:p>
+      <w:pPr>
+        <w:jc w:val="both"/>
+        <w:rPr>
+          <w:rFonts w:ascii="Times New Roman" w:hAnsi="Times New Roman" w:cs="Times New Roman"/>
+          <w:sz w:val="24"/>
+          <w:szCs w:val="24"/>
+          <w:lang w:val="es-AR"/>
+        </w:rPr>
+      </w:pPr>
+      <w:r>
+        <w:rPr>
+          <w:rFonts w:ascii="Times New Roman" w:hAnsi="Times New Roman" w:cs="Times New Roman"/>
+          <w:sz w:val="24"/>
+          <w:szCs w:val="24"/>
+          <w:lang w:val="es-AR"/>
+        </w:rPr>
+        <w:t>El README es lo primero que ve alguien cuando entra a tu proyecto en GitHub. Es un archivo de texto con formato (</w:t>
+      </w:r>
+      <w:proofErr w:type="spellStart"/>
+      <w:r>
+        <w:rPr>
+          <w:rFonts w:ascii="Times New Roman" w:hAnsi="Times New Roman" w:cs="Times New Roman"/>
+          <w:sz w:val="24"/>
+          <w:szCs w:val="24"/>
+          <w:lang w:val="es-AR"/>
+        </w:rPr>
+        <w:t>Markdown</w:t>
+      </w:r>
+      <w:proofErr w:type="spellEnd"/>
+      <w:r>
+        <w:rPr>
+          <w:rFonts w:ascii="Times New Roman" w:hAnsi="Times New Roman" w:cs="Times New Roman"/>
+          <w:sz w:val="24"/>
+          <w:szCs w:val="24"/>
+          <w:lang w:val="es-AR"/>
+        </w:rPr>
+        <w:t>) que sirve de manual de instrucciones. Un buen README explica:</w:t>
+      </w:r>
+    </w:p>
+    <w:p>
+      <w:pPr>
+        <w:numPr>
+          <w:ilvl w:val="0"/>
+          <w:numId w:val="3"/>
+        </w:numPr>
+        <w:jc w:val="both"/>
+        <w:rPr>
+          <w:rFonts w:ascii="Times New Roman" w:hAnsi="Times New Roman" w:cs="Times New Roman"/>
+          <w:sz w:val="24"/>
+          <w:szCs w:val="24"/>
+          <w:lang w:val="es-AR"/>
+        </w:rPr>
+      </w:pPr>
+      <w:r>
+        <w:rPr>
+          <w:rFonts w:ascii="Times New Roman" w:hAnsi="Times New Roman" w:cs="Times New Roman"/>
+          <w:b/>
+          <w:bCs/>
+          <w:sz w:val="24"/>
+          <w:szCs w:val="24"/>
+          <w:lang w:val="es-AR"/>
+        </w:rPr>
+        <w:t>¿Qué hace este programa?</w:t>
+      </w:r>
+    </w:p>
+    <w:p>
+      <w:pPr>
+        <w:numPr>
+          <w:ilvl w:val="0"/>
+          <w:numId w:val="3"/>
+        </w:numPr>
+        <w:jc w:val="both"/>
+        <w:rPr>
+          <w:rFonts w:ascii="Times New Roman" w:hAnsi="Times New Roman" w:cs="Times New Roman"/>
+          <w:sz w:val="24"/>
+          <w:szCs w:val="24"/>
+          <w:lang w:val="es-AR"/>
+        </w:rPr>
+      </w:pPr>
+      <w:r>
+        <w:rPr>
+          <w:rFonts w:ascii="Times New Roman" w:hAnsi="Times New Roman" w:cs="Times New Roman"/>
+          <w:b/>
+          <w:bCs/>
+          <w:sz w:val="24"/>
+          <w:szCs w:val="24"/>
+          <w:lang w:val="es-AR"/>
+        </w:rPr>
+        <w:t>¿Cómo se instala?</w:t>
+      </w:r>
+    </w:p>
+    <w:p>
+      <w:pPr>
+        <w:numPr>
+          <w:ilvl w:val="0"/>
+          <w:numId w:val="3"/>
+        </w:numPr>
+        <w:jc w:val="both"/>
+        <w:rPr>
+          <w:rFonts w:ascii="Times New Roman" w:hAnsi="Times New Roman" w:cs="Times New Roman"/>
           <w:sz w:val="24"/>
           <w:szCs w:val="24"/>
           <w:u w:val="single"/>
-          <w:rtl w:val="0"/>
-        </w:rPr>
-        <w:t xml:space="preserve">Carpeta .git:</w:t>
-      </w:r>
-      <w:r>
-        <w:rPr>
-          <w:sz w:val="24"/>
-          <w:szCs w:val="24"/>
-          <w:rtl w:val="0"/>
-        </w:rPr>
-        <w:t xml:space="preserve"> La carpeta .git es un directorio oculto que almacena todo el historial de cambios, la configuración, las ramas y la base de datos de objetos (commits) de tu repositorio Git. Borrarla manualmente destruye todo el historial del proyecto, convirtiéndolo en una carpeta común y corriente sin control de versiones, perdiendo la capacidad de volver a versiones anteriores. </w:t>
-      </w:r>
-    </w:p>
-    <w:p>
-      <w:pPr>
-        <w:rPr>
-          <w:sz w:val="24"/>
-          <w:szCs w:val="24"/>
-        </w:rPr>
-      </w:pPr>
-      <w:r>
-        <w:rPr>
-          <w:rtl w:val="0"/>
-        </w:rPr>
-      </w:r>
-    </w:p>
-    <w:p>
-      <w:pPr>
-        <w:rPr>
-          <w:sz w:val="24"/>
-          <w:szCs w:val="24"/>
-        </w:rPr>
-      </w:pPr>
-      <w:r>
-        <w:rPr>
-          <w:sz w:val="24"/>
-          <w:szCs w:val="24"/>
-          <w:u w:val="single"/>
-          <w:rtl w:val="0"/>
-        </w:rPr>
-        <w:t xml:space="preserve">Archivo .gitignore</w:t>
-      </w:r>
-      <w:r>
-        <w:rPr>
-          <w:sz w:val="24"/>
-          <w:szCs w:val="24"/>
-          <w:rtl w:val="0"/>
-        </w:rPr>
-        <w:t xml:space="preserve">: El archivo </w:t>
-      </w:r>
-      <w:r>
-        <w:rPr>
-          <w:sz w:val="24"/>
-          <w:szCs w:val="24"/>
-          <w:rtl w:val="0"/>
-        </w:rPr>
-        <w:t xml:space="preserve">.gitignore</w:t>
-      </w:r>
-      <w:r>
-        <w:rPr>
-          <w:sz w:val="24"/>
-          <w:szCs w:val="24"/>
-          <w:rtl w:val="0"/>
-        </w:rPr>
-        <w:t xml:space="preserve"> se usa en Git para indicar qué archivos o carpetas no deben subirse al repositorio. Es vital por seguridad porque muchos proyectos tienen archivos de configuración que contienen credenciales sensibles.</w:t>
-      </w:r>
-    </w:p>
-    <w:p>
-      <w:pPr>
-        <w:rPr>
-          <w:sz w:val="24"/>
-          <w:szCs w:val="24"/>
-        </w:rPr>
-      </w:pPr>
-      <w:r>
-        <w:rPr>
-          <w:rtl w:val="0"/>
-        </w:rPr>
-      </w:r>
-    </w:p>
-    <w:p>
-      <w:pPr>
-        <w:rPr>
-          <w:sz w:val="24"/>
-          <w:szCs w:val="24"/>
-        </w:rPr>
-      </w:pPr>
-      <w:r>
-        <w:rPr>
-          <w:sz w:val="24"/>
-          <w:szCs w:val="24"/>
-          <w:u w:val="single"/>
-          <w:rtl w:val="0"/>
-        </w:rPr>
-        <w:t xml:space="preserve">Archivo READM</w:t>
-      </w:r>
-      <w:r>
-        <w:rPr>
-          <w:sz w:val="24"/>
-          <w:szCs w:val="24"/>
-          <w:u w:val="single"/>
-          <w:rtl w:val="0"/>
-        </w:rPr>
-        <w:t xml:space="preserve">E.md </w:t>
-      </w:r>
-      <w:r>
-        <w:rPr>
-          <w:sz w:val="24"/>
-          <w:szCs w:val="24"/>
-          <w:rtl w:val="0"/>
-        </w:rPr>
-        <w:t xml:space="preserve">:El archivo README.md es la carta de presentación y el centro de documentación de un repositorio profesional. Su función principal es explicar qué hace el proyecto, por qué es valioso y cómo pueden otros utilizarlo o colaborar en él.  </w:t>
-      </w:r>
-    </w:p>
-    <w:p>
-      <w:pPr>
-        <w:rPr>
-          <w:sz w:val="24"/>
-          <w:szCs w:val="24"/>
-        </w:rPr>
-      </w:pPr>
-      <w:r>
-        <w:rPr>
-          <w:rtl w:val="0"/>
-        </w:rPr>
-      </w:r>
-    </w:p>
-    <w:p>
-      <w:pPr>
-        <w:rPr>
-          <w:sz w:val="24"/>
-          <w:szCs w:val="24"/>
-        </w:rPr>
-      </w:pPr>
-      <w:r>
-        <w:rPr>
-          <w:rtl w:val="0"/>
-        </w:rPr>
-      </w:r>
+          <w:lang w:val="es-AR"/>
+        </w:rPr>
+      </w:pPr>
+      <w:r>
+        <w:rPr>
+          <w:rFonts w:ascii="Times New Roman" w:hAnsi="Times New Roman" w:cs="Times New Roman"/>
+          <w:b/>
+          <w:bCs/>
+          <w:sz w:val="24"/>
+          <w:szCs w:val="24"/>
+          <w:lang w:val="es-AR"/>
+        </w:rPr>
+        <w:t>¿Cómo se usa?</w:t>
+      </w:r>
+      <w:r>
+        <w:rPr>
+          <w:rFonts w:ascii="Times New Roman" w:hAnsi="Times New Roman" w:cs="Times New Roman"/>
+          <w:sz w:val="24"/>
+          <w:szCs w:val="24"/>
+          <w:lang w:val="es-AR"/>
+        </w:rPr>
+        <w:t xml:space="preserve"> Un proyecto sin un buen README es como un electrodoméstico que viene sin caja ni manual: nadie sabrá para qué sirve ni cómo encenderlo</w:t>
+      </w:r>
+      <w:r>
+        <w:rPr>
+          <w:rFonts w:ascii="Times New Roman" w:hAnsi="Times New Roman" w:cs="Times New Roman"/>
+          <w:sz w:val="24"/>
+          <w:szCs w:val="24"/>
+          <w:lang w:val="es-AR"/>
+        </w:rPr>
+        <w:t>.</w:t>
+      </w:r>
+    </w:p>
+    <w:p>
+      <w:pPr>
+        <w:jc w:val="both"/>
+        <w:rPr>
+          <w:sz w:val="24"/>
+          <w:szCs w:val="24"/>
+        </w:rPr>
+      </w:pPr>
+    </w:p>
+    <w:p>
+      <w:pPr>
+        <w:rPr>
+          <w:sz w:val="24"/>
+          <w:szCs w:val="24"/>
+        </w:rPr>
+      </w:pPr>
     </w:p>
     <w:sectPr>
-      <w:headerReference r:id="rId6" w:type="default"/>
-      <w:pgSz w:h="16834" w:w="11909" w:orient="portrait"/>
-      <w:pgMar w:bottom="1440" w:top="1440" w:left="1440" w:right="1440" w:header="720" w:footer="720"/>
+      <w:headerReference w:type="default" r:id="rId7"/>
+      <w:pgSz w:w="11909" w:h="16834"/>
+      <w:pgMar w:top="1440" w:right="1440" w:bottom="1440" w:left="1440" w:header="720" w:footer="720" w:gutter="0"/>
       <w:pgNumType w:start="1"/>
+      <w:cols w:space="720"/>
     </w:sectPr>
   </w:body>
 </w:document>
 </file>
 
+<file path=word/endnotes.xml><?xml version="1.0" encoding="utf-8"?>
+<w:endnotes xmlns:wpc="http://schemas.microsoft.com/office/word/2010/wordprocessingCanvas" xmlns:cx="http://schemas.microsoft.com/office/drawing/2014/chartex" xmlns:cx1="http://schemas.microsoft.com/office/drawing/2015/9/8/chartex" xmlns:cx2="http://schemas.microsoft.com/office/drawing/2015/10/21/chartex" xmlns:cx3="http://schemas.microsoft.com/office/drawing/2016/5/9/chartex" xmlns:cx4="http://schemas.microsoft.com/office/drawing/2016/5/10/chartex" xmlns:cx5="http://schemas.microsoft.com/office/drawing/2016/5/11/chartex" xmlns:cx6="http://schemas.microsoft.com/office/drawing/2016/5/12/chartex" xmlns:cx7="http://schemas.microsoft.com/office/drawing/2016/5/13/chartex" xmlns:cx8="http://schemas.microsoft.com/office/drawing/2016/5/14/chartex" xmlns:mc="http://schemas.openxmlformats.org/markup-compatibility/2006" xmlns:aink="http://schemas.microsoft.com/office/drawing/2016/ink" xmlns:am3d="http://schemas.microsoft.com/office/drawing/2017/model3d" xmlns:o="urn:schemas-microsoft-com:office:office" xmlns:oel="http://schemas.microsoft.com/office/2019/extlst" xmlns:r="http://schemas.openxmlformats.org/officeDocument/2006/relationships" xmlns:m="http://schemas.openxmlformats.org/officeDocument/2006/math" xmlns:v="urn:schemas-microsoft-com:vml" xmlns:wp14="http://schemas.microsoft.com/office/word/2010/wordprocessingDrawing" xmlns:wp="http://schemas.openxmlformats.org/drawingml/2006/wordprocessingDrawing" xmlns:w10="urn:schemas-microsoft-com:office:word" xmlns:w="http://schemas.openxmlformats.org/wordprocessingml/2006/main" xmlns:w14="http://schemas.microsoft.com/office/word/2010/wordml" xmlns:w15="http://schemas.microsoft.com/office/word/2012/wordml" xmlns:w16cex="http://schemas.microsoft.com/office/word/2018/wordml/cex" xmlns:w16cid="http://schemas.microsoft.com/office/word/2016/wordml/cid" xmlns:w16="http://schemas.microsoft.com/office/word/2018/wordml" xmlns:w16du="http://schemas.microsoft.com/office/word/2023/wordml/word16du" xmlns:w16sdtdh="http://schemas.microsoft.com/office/word/2020/wordml/sdtdatahash" xmlns:w16sdtfl="http://schemas.microsoft.com/office/word/2024/wordml/sdtformatlock" xmlns:w16se="http://schemas.microsoft.com/office/word/2015/wordml/symex" xmlns:wpg="http://schemas.microsoft.com/office/word/2010/wordprocessingGroup" xmlns:wpi="http://schemas.microsoft.com/office/word/2010/wordprocessingInk" xmlns:wne="http://schemas.microsoft.com/office/word/2006/wordml" xmlns:wps="http://schemas.microsoft.com/office/word/2010/wordprocessingShape" mc:Ignorable="w14 w15 w16se w16cid w16 w16cex w16sdtdh w16sdtfl w16du wp14">
+  <w:endnote w:type="separator" w:id="-1">
+    <w:p>
+      <w:pPr>
+        <w:spacing w:line="240" w:lineRule="auto"/>
+      </w:pPr>
+      <w:r>
+        <w:separator/>
+      </w:r>
+    </w:p>
+  </w:endnote>
+  <w:endnote w:type="continuationSeparator" w:id="0">
+    <w:p>
+      <w:pPr>
+        <w:spacing w:line="240" w:lineRule="auto"/>
+      </w:pPr>
+      <w:r>
+        <w:continuationSeparator/>
+      </w:r>
+    </w:p>
+  </w:endnote>
+</w:endnotes>
+</file>
+
+<file path=word/footnotes.xml><?xml version="1.0" encoding="utf-8"?>
+<w:footnotes xmlns:wpc="http://schemas.microsoft.com/office/word/2010/wordprocessingCanvas" xmlns:cx="http://schemas.microsoft.com/office/drawing/2014/chartex" xmlns:cx1="http://schemas.microsoft.com/office/drawing/2015/9/8/chartex" xmlns:cx2="http://schemas.microsoft.com/office/drawing/2015/10/21/chartex" xmlns:cx3="http://schemas.microsoft.com/office/drawing/2016/5/9/chartex" xmlns:cx4="http://schemas.microsoft.com/office/drawing/2016/5/10/chartex" xmlns:cx5="http://schemas.microsoft.com/office/drawing/2016/5/11/chartex" xmlns:cx6="http://schemas.microsoft.com/office/drawing/2016/5/12/chartex" xmlns:cx7="http://schemas.microsoft.com/office/drawing/2016/5/13/chartex" xmlns:cx8="http://schemas.microsoft.com/office/drawing/2016/5/14/chartex" xmlns:mc="http://schemas.openxmlformats.org/markup-compatibility/2006" xmlns:aink="http://schemas.microsoft.com/office/drawing/2016/ink" xmlns:am3d="http://schemas.microsoft.com/office/drawing/2017/model3d" xmlns:o="urn:schemas-microsoft-com:office:office" xmlns:oel="http://schemas.microsoft.com/office/2019/extlst" xmlns:r="http://schemas.openxmlformats.org/officeDocument/2006/relationships" xmlns:m="http://schemas.openxmlformats.org/officeDocument/2006/math" xmlns:v="urn:schemas-microsoft-com:vml" xmlns:wp14="http://schemas.microsoft.com/office/word/2010/wordprocessingDrawing" xmlns:wp="http://schemas.openxmlformats.org/drawingml/2006/wordprocessingDrawing" xmlns:w10="urn:schemas-microsoft-com:office:word" xmlns:w="http://schemas.openxmlformats.org/wordprocessingml/2006/main" xmlns:w14="http://schemas.microsoft.com/office/word/2010/wordml" xmlns:w15="http://schemas.microsoft.com/office/word/2012/wordml" xmlns:w16cex="http://schemas.microsoft.com/office/word/2018/wordml/cex" xmlns:w16cid="http://schemas.microsoft.com/office/word/2016/wordml/cid" xmlns:w16="http://schemas.microsoft.com/office/word/2018/wordml" xmlns:w16du="http://schemas.microsoft.com/office/word/2023/wordml/word16du" xmlns:w16sdtdh="http://schemas.microsoft.com/office/word/2020/wordml/sdtdatahash" xmlns:w16sdtfl="http://schemas.microsoft.com/office/word/2024/wordml/sdtformatlock" xmlns:w16se="http://schemas.microsoft.com/office/word/2015/wordml/symex" xmlns:wpg="http://schemas.microsoft.com/office/word/2010/wordprocessingGroup" xmlns:wpi="http://schemas.microsoft.com/office/word/2010/wordprocessingInk" xmlns:wne="http://schemas.microsoft.com/office/word/2006/wordml" xmlns:wps="http://schemas.microsoft.com/office/word/2010/wordprocessingShape" mc:Ignorable="w14 w15 w16se w16cid w16 w16cex w16sdtdh w16sdtfl w16du wp14">
+  <w:footnote w:type="separator" w:id="-1">
+    <w:p>
+      <w:pPr>
+        <w:spacing w:line="240" w:lineRule="auto"/>
+      </w:pPr>
+      <w:r>
+        <w:separator/>
+      </w:r>
+    </w:p>
+  </w:footnote>
+  <w:footnote w:type="continuationSeparator" w:id="0">
+    <w:p>
+      <w:pPr>
+        <w:spacing w:line="240" w:lineRule="auto"/>
+      </w:pPr>
+      <w:r>
+        <w:continuationSeparator/>
+      </w:r>
+    </w:p>
+  </w:footnote>
+</w:footnotes>
+</file>
+
 <file path=word/header1.xml><?xml version="1.0" encoding="utf-8"?>
-<w:hdr xmlns:mc="http://schemas.openxmlformats.org/markup-compatibility/2006" xmlns:o="urn:schemas-microsoft-com:office:office" xmlns:r="http://schemas.openxmlformats.org/officeDocument/2006/relationships" xmlns:m="http://schemas.openxmlformats.org/officeDocument/2006/math" xmlns:v="urn:schemas-microsoft-com:vml" xmlns:wp="http://schemas.openxmlformats.org/drawingml/2006/wordprocessingDrawing" xmlns:w10="urn:schemas-microsoft-com:office:word" xmlns:w="http://schemas.openxmlformats.org/wordprocessingml/2006/main" xmlns:wne="http://schemas.microsoft.com/office/word/2006/wordml" xmlns:sl="http://schemas.openxmlformats.org/schemaLibrary/2006/main" xmlns:a="http://schemas.openxmlformats.org/drawingml/2006/main" xmlns:pic="http://schemas.openxmlformats.org/drawingml/2006/picture" xmlns:c="http://schemas.openxmlformats.org/drawingml/2006/chart" xmlns:lc="http://schemas.openxmlformats.org/drawingml/2006/lockedCanvas" xmlns:dgm="http://schemas.openxmlformats.org/drawingml/2006/diagram" xmlns:wps="http://schemas.microsoft.com/office/word/2010/wordprocessingShape" xmlns:wpg="http://schemas.microsoft.com/office/word/2010/wordprocessingGroup" xmlns:w14="http://schemas.microsoft.com/office/word/2010/wordml" xmlns:w15="http://schemas.microsoft.com/office/word/2012/wordml" xmlns:w16="http://schemas.microsoft.com/office/word/2018/wordml" xmlns:w16cex="http://schemas.microsoft.com/office/word/2018/wordml/cex" xmlns:w16cid="http://schemas.microsoft.com/office/word/2016/wordml/cid" xmlns="http://schemas.microsoft.com/office/tasks/2019/documenttasks" xmlns:cr="http://schemas.microsoft.com/office/comments/2020/reactions">
+<w:hdr xmlns:wpc="http://schemas.microsoft.com/office/word/2010/wordprocessingCanvas" xmlns:cx="http://schemas.microsoft.com/office/drawing/2014/chartex" xmlns:cx1="http://schemas.microsoft.com/office/drawing/2015/9/8/chartex" xmlns:cx2="http://schemas.microsoft.com/office/drawing/2015/10/21/chartex" xmlns:cx3="http://schemas.microsoft.com/office/drawing/2016/5/9/chartex" xmlns:cx4="http://schemas.microsoft.com/office/drawing/2016/5/10/chartex" xmlns:cx5="http://schemas.microsoft.com/office/drawing/2016/5/11/chartex" xmlns:cx6="http://schemas.microsoft.com/office/drawing/2016/5/12/chartex" xmlns:cx7="http://schemas.microsoft.com/office/drawing/2016/5/13/chartex" xmlns:cx8="http://schemas.microsoft.com/office/drawing/2016/5/14/chartex" xmlns:mc="http://schemas.openxmlformats.org/markup-compatibility/2006" xmlns:aink="http://schemas.microsoft.com/office/drawing/2016/ink" xmlns:am3d="http://schemas.microsoft.com/office/drawing/2017/model3d" xmlns:o="urn:schemas-microsoft-com:office:office" xmlns:oel="http://schemas.microsoft.com/office/2019/extlst" xmlns:r="http://schemas.openxmlformats.org/officeDocument/2006/relationships" xmlns:m="http://schemas.openxmlformats.org/officeDocument/2006/math" xmlns:v="urn:schemas-microsoft-com:vml" xmlns:wp14="http://schemas.microsoft.com/office/word/2010/wordprocessingDrawing" xmlns:wp="http://schemas.openxmlformats.org/drawingml/2006/wordprocessingDrawing" xmlns:w10="urn:schemas-microsoft-com:office:word" xmlns:w="http://schemas.openxmlformats.org/wordprocessingml/2006/main" xmlns:w14="http://schemas.microsoft.com/office/word/2010/wordml" xmlns:w15="http://schemas.microsoft.com/office/word/2012/wordml" xmlns:w16cex="http://schemas.microsoft.com/office/word/2018/wordml/cex" xmlns:w16cid="http://schemas.microsoft.com/office/word/2016/wordml/cid" xmlns:w16="http://schemas.microsoft.com/office/word/2018/wordml" xmlns:w16du="http://schemas.microsoft.com/office/word/2023/wordml/word16du" xmlns:w16sdtdh="http://schemas.microsoft.com/office/word/2020/wordml/sdtdatahash" xmlns:w16sdtfl="http://schemas.microsoft.com/office/word/2024/wordml/sdtformatlock" xmlns:w16se="http://schemas.microsoft.com/office/word/2015/wordml/symex" xmlns:wpg="http://schemas.microsoft.com/office/word/2010/wordprocessingGroup" xmlns:wpi="http://schemas.microsoft.com/office/word/2010/wordprocessingInk" xmlns:wne="http://schemas.microsoft.com/office/word/2006/wordml" xmlns:wps="http://schemas.microsoft.com/office/word/2010/wordprocessingShape" mc:Ignorable="w14 w15 w16se w16cid w16 w16cex w16sdtdh w16sdtfl w16du wp14">
   <w:p>
-    <w:pPr>
-      <w:rPr/>
-    </w:pPr>
     <w:r>
-      <w:rPr>
-        <w:rtl w:val="0"/>
-      </w:rPr>
-      <w:t xml:space="preserve">Lucas Sosa y Tomás Merki</w:t>
+      <w:t>Lucas Sosa y Tomás Merki</w:t>
     </w:r>
   </w:p>
-  <w:p>
-    <w:pPr>
-      <w:rPr/>
-    </w:pPr>
-    <w:r>
-      <w:rPr>
-        <w:rtl w:val="0"/>
-      </w:rPr>
-    </w:r>
-  </w:p>
+  <w:p/>
 </w:hdr>
 </file>
 
 <file path=word/numbering.xml><?xml version="1.0" encoding="utf-8"?>
-<w:numbering xmlns:mc="http://schemas.openxmlformats.org/markup-compatibility/2006" xmlns:o="urn:schemas-microsoft-com:office:office" xmlns:r="http://schemas.openxmlformats.org/officeDocument/2006/relationships" xmlns:m="http://schemas.openxmlformats.org/officeDocument/2006/math" xmlns:v="urn:schemas-microsoft-com:vml" xmlns:wp="http://schemas.openxmlformats.org/drawingml/2006/wordprocessingDrawing" xmlns:w10="urn:schemas-microsoft-com:office:word" xmlns:w="http://schemas.openxmlformats.org/wordprocessingml/2006/main" xmlns:wne="http://schemas.microsoft.com/office/word/2006/wordml" xmlns:sl="http://schemas.openxmlformats.org/schemaLibrary/2006/main" xmlns:a="http://schemas.openxmlformats.org/drawingml/2006/main" xmlns:pic="http://schemas.openxmlformats.org/drawingml/2006/picture" xmlns:c="http://schemas.openxmlformats.org/drawingml/2006/chart" xmlns:lc="http://schemas.openxmlformats.org/drawingml/2006/lockedCanvas" xmlns:dgm="http://schemas.openxmlformats.org/drawingml/2006/diagram" xmlns:wps="http://schemas.microsoft.com/office/word/2010/wordprocessingShape" xmlns:wpg="http://schemas.microsoft.com/office/word/2010/wordprocessingGroup" xmlns:w14="http://schemas.microsoft.com/office/word/2010/wordml" xmlns:w15="http://schemas.microsoft.com/office/word/2012/wordml" xmlns:w16="http://schemas.microsoft.com/office/word/2018/wordml" xmlns:w16cex="http://schemas.microsoft.com/office/word/2018/wordml/cex" xmlns:w16cid="http://schemas.microsoft.com/office/word/2016/wordml/cid" xmlns="http://schemas.microsoft.com/office/tasks/2019/documenttasks" xmlns:cr="http://schemas.microsoft.com/office/comments/2020/reactions">
-  <w:abstractNum w:abstractNumId="1">
+<w:numbering xmlns:wpc="http://schemas.microsoft.com/office/word/2010/wordprocessingCanvas" xmlns:cx="http://schemas.microsoft.com/office/drawing/2014/chartex" xmlns:cx1="http://schemas.microsoft.com/office/drawing/2015/9/8/chartex" xmlns:cx2="http://schemas.microsoft.com/office/drawing/2015/10/21/chartex" xmlns:cx3="http://schemas.microsoft.com/office/drawing/2016/5/9/chartex" xmlns:cx4="http://schemas.microsoft.com/office/drawing/2016/5/10/chartex" xmlns:cx5="http://schemas.microsoft.com/office/drawing/2016/5/11/chartex" xmlns:cx6="http://schemas.microsoft.com/office/drawing/2016/5/12/chartex" xmlns:cx7="http://schemas.microsoft.com/office/drawing/2016/5/13/chartex" xmlns:cx8="http://schemas.microsoft.com/office/drawing/2016/5/14/chartex" xmlns:mc="http://schemas.openxmlformats.org/markup-compatibility/2006" xmlns:aink="http://schemas.microsoft.com/office/drawing/2016/ink" xmlns:am3d="http://schemas.microsoft.com/office/drawing/2017/model3d" xmlns:o="urn:schemas-microsoft-com:office:office" xmlns:oel="http://schemas.microsoft.com/office/2019/extlst" xmlns:r="http://schemas.openxmlformats.org/officeDocument/2006/relationships" xmlns:m="http://schemas.openxmlformats.org/officeDocument/2006/math" xmlns:v="urn:schemas-microsoft-com:vml" xmlns:wp14="http://schemas.microsoft.com/office/word/2010/wordprocessingDrawing" xmlns:wp="http://schemas.openxmlformats.org/drawingml/2006/wordprocessingDrawing" xmlns:w10="urn:schemas-microsoft-com:office:word" xmlns:w="http://schemas.openxmlformats.org/wordprocessingml/2006/main" xmlns:w14="http://schemas.microsoft.com/office/word/2010/wordml" xmlns:w15="http://schemas.microsoft.com/office/word/2012/wordml" xmlns:w16cex="http://schemas.microsoft.com/office/word/2018/wordml/cex" xmlns:w16cid="http://schemas.microsoft.com/office/word/2016/wordml/cid" xmlns:w16="http://schemas.microsoft.com/office/word/2018/wordml" xmlns:w16du="http://schemas.microsoft.com/office/word/2023/wordml/word16du" xmlns:w16sdtdh="http://schemas.microsoft.com/office/word/2020/wordml/sdtdatahash" xmlns:w16sdtfl="http://schemas.microsoft.com/office/word/2024/wordml/sdtformatlock" xmlns:w16se="http://schemas.microsoft.com/office/word/2015/wordml/symex" xmlns:wpg="http://schemas.microsoft.com/office/word/2010/wordprocessingGroup" xmlns:wpi="http://schemas.microsoft.com/office/word/2010/wordprocessingInk" xmlns:wne="http://schemas.microsoft.com/office/word/2006/wordml" xmlns:wps="http://schemas.microsoft.com/office/word/2010/wordprocessingShape" mc:Ignorable="w14 w15 w16se w16cid w16 w16cex w16sdtdh w16sdtfl w16du wp14">
+  <w:abstractNum w:abstractNumId="0" w15:restartNumberingAfterBreak="0">
+    <w:nsid w:val="09E41A25"/>
+    <w:multiLevelType w:val="multilevel"/>
+    <w:tmpl w:val="7E1A4FE2"/>
+    <w:lvl w:ilvl="0">
+      <w:start w:val="1"/>
+      <w:numFmt w:val="bullet"/>
+      <w:lvlText w:val=""/>
+      <w:lvlJc w:val="left"/>
+      <w:pPr>
+        <w:tabs>
+          <w:tab w:val="num" w:pos="720"/>
+        </w:tabs>
+        <w:ind w:left="720" w:hanging="360"/>
+      </w:pPr>
+      <w:rPr>
+        <w:rFonts w:ascii="Symbol" w:hAnsi="Symbol" w:hint="default"/>
+        <w:sz w:val="20"/>
+      </w:rPr>
+    </w:lvl>
+    <w:lvl w:ilvl="1" w:tentative="1">
+      <w:start w:val="1"/>
+      <w:numFmt w:val="bullet"/>
+      <w:lvlText w:val=""/>
+      <w:lvlJc w:val="left"/>
+      <w:pPr>
+        <w:tabs>
+          <w:tab w:val="num" w:pos="1440"/>
+        </w:tabs>
+        <w:ind w:left="1440" w:hanging="360"/>
+      </w:pPr>
+      <w:rPr>
+        <w:rFonts w:ascii="Symbol" w:hAnsi="Symbol" w:hint="default"/>
+        <w:sz w:val="20"/>
+      </w:rPr>
+    </w:lvl>
+    <w:lvl w:ilvl="2" w:tentative="1">
+      <w:start w:val="1"/>
+      <w:numFmt w:val="bullet"/>
+      <w:lvlText w:val=""/>
+      <w:lvlJc w:val="left"/>
+      <w:pPr>
+        <w:tabs>
+          <w:tab w:val="num" w:pos="2160"/>
+        </w:tabs>
+        <w:ind w:left="2160" w:hanging="360"/>
+      </w:pPr>
+      <w:rPr>
+        <w:rFonts w:ascii="Symbol" w:hAnsi="Symbol" w:hint="default"/>
+        <w:sz w:val="20"/>
+      </w:rPr>
+    </w:lvl>
+    <w:lvl w:ilvl="3" w:tentative="1">
+      <w:start w:val="1"/>
+      <w:numFmt w:val="bullet"/>
+      <w:lvlText w:val=""/>
+      <w:lvlJc w:val="left"/>
+      <w:pPr>
+        <w:tabs>
+          <w:tab w:val="num" w:pos="2880"/>
+        </w:tabs>
+        <w:ind w:left="2880" w:hanging="360"/>
+      </w:pPr>
+      <w:rPr>
+        <w:rFonts w:ascii="Symbol" w:hAnsi="Symbol" w:hint="default"/>
+        <w:sz w:val="20"/>
+      </w:rPr>
+    </w:lvl>
+    <w:lvl w:ilvl="4" w:tentative="1">
+      <w:start w:val="1"/>
+      <w:numFmt w:val="bullet"/>
+      <w:lvlText w:val=""/>
+      <w:lvlJc w:val="left"/>
+      <w:pPr>
+        <w:tabs>
+          <w:tab w:val="num" w:pos="3600"/>
+        </w:tabs>
+        <w:ind w:left="3600" w:hanging="360"/>
+      </w:pPr>
+      <w:rPr>
+        <w:rFonts w:ascii="Symbol" w:hAnsi="Symbol" w:hint="default"/>
+        <w:sz w:val="20"/>
+      </w:rPr>
+    </w:lvl>
+    <w:lvl w:ilvl="5" w:tentative="1">
+      <w:start w:val="1"/>
+      <w:numFmt w:val="bullet"/>
+      <w:lvlText w:val=""/>
+      <w:lvlJc w:val="left"/>
+      <w:pPr>
+        <w:tabs>
+          <w:tab w:val="num" w:pos="4320"/>
+        </w:tabs>
+        <w:ind w:left="4320" w:hanging="360"/>
+      </w:pPr>
+      <w:rPr>
+        <w:rFonts w:ascii="Symbol" w:hAnsi="Symbol" w:hint="default"/>
+        <w:sz w:val="20"/>
+      </w:rPr>
+    </w:lvl>
+    <w:lvl w:ilvl="6" w:tentative="1">
+      <w:start w:val="1"/>
+      <w:numFmt w:val="bullet"/>
+      <w:lvlText w:val=""/>
+      <w:lvlJc w:val="left"/>
+      <w:pPr>
+        <w:tabs>
+          <w:tab w:val="num" w:pos="5040"/>
+        </w:tabs>
+        <w:ind w:left="5040" w:hanging="360"/>
+      </w:pPr>
+      <w:rPr>
+        <w:rFonts w:ascii="Symbol" w:hAnsi="Symbol" w:hint="default"/>
+        <w:sz w:val="20"/>
+      </w:rPr>
+    </w:lvl>
+    <w:lvl w:ilvl="7" w:tentative="1">
+      <w:start w:val="1"/>
+      <w:numFmt w:val="bullet"/>
+      <w:lvlText w:val=""/>
+      <w:lvlJc w:val="left"/>
+      <w:pPr>
+        <w:tabs>
+          <w:tab w:val="num" w:pos="5760"/>
+        </w:tabs>
+        <w:ind w:left="5760" w:hanging="360"/>
+      </w:pPr>
+      <w:rPr>
+        <w:rFonts w:ascii="Symbol" w:hAnsi="Symbol" w:hint="default"/>
+        <w:sz w:val="20"/>
+      </w:rPr>
+    </w:lvl>
+    <w:lvl w:ilvl="8" w:tentative="1">
+      <w:start w:val="1"/>
+      <w:numFmt w:val="bullet"/>
+      <w:lvlText w:val=""/>
+      <w:lvlJc w:val="left"/>
+      <w:pPr>
+        <w:tabs>
+          <w:tab w:val="num" w:pos="6480"/>
+        </w:tabs>
+        <w:ind w:left="6480" w:hanging="360"/>
+      </w:pPr>
+      <w:rPr>
+        <w:rFonts w:ascii="Symbol" w:hAnsi="Symbol" w:hint="default"/>
+        <w:sz w:val="20"/>
+      </w:rPr>
+    </w:lvl>
+  </w:abstractNum>
+  <w:abstractNum w:abstractNumId="1" w15:restartNumberingAfterBreak="0">
+    <w:nsid w:val="46254BCE"/>
+    <w:multiLevelType w:val="multilevel"/>
+    <w:tmpl w:val="84846228"/>
     <w:lvl w:ilvl="0">
       <w:start w:val="1"/>
       <w:numFmt w:val="decimal"/>
@@ -546,21 +1346,176 @@
       </w:rPr>
     </w:lvl>
   </w:abstractNum>
-  <w:num w:numId="1">
+  <w:abstractNum w:abstractNumId="2" w15:restartNumberingAfterBreak="0">
+    <w:nsid w:val="4C5C1AD1"/>
+    <w:multiLevelType w:val="multilevel"/>
+    <w:tmpl w:val="FCDE59FE"/>
+    <w:lvl w:ilvl="0">
+      <w:start w:val="1"/>
+      <w:numFmt w:val="bullet"/>
+      <w:lvlText w:val=""/>
+      <w:lvlJc w:val="left"/>
+      <w:pPr>
+        <w:tabs>
+          <w:tab w:val="num" w:pos="720"/>
+        </w:tabs>
+        <w:ind w:left="720" w:hanging="360"/>
+      </w:pPr>
+      <w:rPr>
+        <w:rFonts w:ascii="Symbol" w:hAnsi="Symbol" w:hint="default"/>
+        <w:sz w:val="20"/>
+      </w:rPr>
+    </w:lvl>
+    <w:lvl w:ilvl="1" w:tentative="1">
+      <w:start w:val="1"/>
+      <w:numFmt w:val="bullet"/>
+      <w:lvlText w:val=""/>
+      <w:lvlJc w:val="left"/>
+      <w:pPr>
+        <w:tabs>
+          <w:tab w:val="num" w:pos="1440"/>
+        </w:tabs>
+        <w:ind w:left="1440" w:hanging="360"/>
+      </w:pPr>
+      <w:rPr>
+        <w:rFonts w:ascii="Symbol" w:hAnsi="Symbol" w:hint="default"/>
+        <w:sz w:val="20"/>
+      </w:rPr>
+    </w:lvl>
+    <w:lvl w:ilvl="2" w:tentative="1">
+      <w:start w:val="1"/>
+      <w:numFmt w:val="bullet"/>
+      <w:lvlText w:val=""/>
+      <w:lvlJc w:val="left"/>
+      <w:pPr>
+        <w:tabs>
+          <w:tab w:val="num" w:pos="2160"/>
+        </w:tabs>
+        <w:ind w:left="2160" w:hanging="360"/>
+      </w:pPr>
+      <w:rPr>
+        <w:rFonts w:ascii="Symbol" w:hAnsi="Symbol" w:hint="default"/>
+        <w:sz w:val="20"/>
+      </w:rPr>
+    </w:lvl>
+    <w:lvl w:ilvl="3" w:tentative="1">
+      <w:start w:val="1"/>
+      <w:numFmt w:val="bullet"/>
+      <w:lvlText w:val=""/>
+      <w:lvlJc w:val="left"/>
+      <w:pPr>
+        <w:tabs>
+          <w:tab w:val="num" w:pos="2880"/>
+        </w:tabs>
+        <w:ind w:left="2880" w:hanging="360"/>
+      </w:pPr>
+      <w:rPr>
+        <w:rFonts w:ascii="Symbol" w:hAnsi="Symbol" w:hint="default"/>
+        <w:sz w:val="20"/>
+      </w:rPr>
+    </w:lvl>
+    <w:lvl w:ilvl="4" w:tentative="1">
+      <w:start w:val="1"/>
+      <w:numFmt w:val="bullet"/>
+      <w:lvlText w:val=""/>
+      <w:lvlJc w:val="left"/>
+      <w:pPr>
+        <w:tabs>
+          <w:tab w:val="num" w:pos="3600"/>
+        </w:tabs>
+        <w:ind w:left="3600" w:hanging="360"/>
+      </w:pPr>
+      <w:rPr>
+        <w:rFonts w:ascii="Symbol" w:hAnsi="Symbol" w:hint="default"/>
+        <w:sz w:val="20"/>
+      </w:rPr>
+    </w:lvl>
+    <w:lvl w:ilvl="5" w:tentative="1">
+      <w:start w:val="1"/>
+      <w:numFmt w:val="bullet"/>
+      <w:lvlText w:val=""/>
+      <w:lvlJc w:val="left"/>
+      <w:pPr>
+        <w:tabs>
+          <w:tab w:val="num" w:pos="4320"/>
+        </w:tabs>
+        <w:ind w:left="4320" w:hanging="360"/>
+      </w:pPr>
+      <w:rPr>
+        <w:rFonts w:ascii="Symbol" w:hAnsi="Symbol" w:hint="default"/>
+        <w:sz w:val="20"/>
+      </w:rPr>
+    </w:lvl>
+    <w:lvl w:ilvl="6" w:tentative="1">
+      <w:start w:val="1"/>
+      <w:numFmt w:val="bullet"/>
+      <w:lvlText w:val=""/>
+      <w:lvlJc w:val="left"/>
+      <w:pPr>
+        <w:tabs>
+          <w:tab w:val="num" w:pos="5040"/>
+        </w:tabs>
+        <w:ind w:left="5040" w:hanging="360"/>
+      </w:pPr>
+      <w:rPr>
+        <w:rFonts w:ascii="Symbol" w:hAnsi="Symbol" w:hint="default"/>
+        <w:sz w:val="20"/>
+      </w:rPr>
+    </w:lvl>
+    <w:lvl w:ilvl="7" w:tentative="1">
+      <w:start w:val="1"/>
+      <w:numFmt w:val="bullet"/>
+      <w:lvlText w:val=""/>
+      <w:lvlJc w:val="left"/>
+      <w:pPr>
+        <w:tabs>
+          <w:tab w:val="num" w:pos="5760"/>
+        </w:tabs>
+        <w:ind w:left="5760" w:hanging="360"/>
+      </w:pPr>
+      <w:rPr>
+        <w:rFonts w:ascii="Symbol" w:hAnsi="Symbol" w:hint="default"/>
+        <w:sz w:val="20"/>
+      </w:rPr>
+    </w:lvl>
+    <w:lvl w:ilvl="8" w:tentative="1">
+      <w:start w:val="1"/>
+      <w:numFmt w:val="bullet"/>
+      <w:lvlText w:val=""/>
+      <w:lvlJc w:val="left"/>
+      <w:pPr>
+        <w:tabs>
+          <w:tab w:val="num" w:pos="6480"/>
+        </w:tabs>
+        <w:ind w:left="6480" w:hanging="360"/>
+      </w:pPr>
+      <w:rPr>
+        <w:rFonts w:ascii="Symbol" w:hAnsi="Symbol" w:hint="default"/>
+        <w:sz w:val="20"/>
+      </w:rPr>
+    </w:lvl>
+  </w:abstractNum>
+  <w:num w:numId="1" w16cid:durableId="1195773998">
     <w:abstractNumId w:val="1"/>
+  </w:num>
+  <w:num w:numId="2" w16cid:durableId="299654822">
+    <w:abstractNumId w:val="0"/>
+  </w:num>
+  <w:num w:numId="3" w16cid:durableId="1898587307">
+    <w:abstractNumId w:val="2"/>
   </w:num>
 </w:numbering>
 </file>
 
 <file path=word/styles.xml><?xml version="1.0" encoding="utf-8"?>
-<w:styles xmlns:mc="http://schemas.openxmlformats.org/markup-compatibility/2006" xmlns:o="urn:schemas-microsoft-com:office:office" xmlns:r="http://schemas.openxmlformats.org/officeDocument/2006/relationships" xmlns:m="http://schemas.openxmlformats.org/officeDocument/2006/math" xmlns:v="urn:schemas-microsoft-com:vml" xmlns:wp="http://schemas.openxmlformats.org/drawingml/2006/wordprocessingDrawing" xmlns:w10="urn:schemas-microsoft-com:office:word" xmlns:w="http://schemas.openxmlformats.org/wordprocessingml/2006/main" xmlns:wne="http://schemas.microsoft.com/office/word/2006/wordml" xmlns:sl="http://schemas.openxmlformats.org/schemaLibrary/2006/main" xmlns:a="http://schemas.openxmlformats.org/drawingml/2006/main" xmlns:pic="http://schemas.openxmlformats.org/drawingml/2006/picture" xmlns:c="http://schemas.openxmlformats.org/drawingml/2006/chart" xmlns:lc="http://schemas.openxmlformats.org/drawingml/2006/lockedCanvas" xmlns:dgm="http://schemas.openxmlformats.org/drawingml/2006/diagram" xmlns:wps="http://schemas.microsoft.com/office/word/2010/wordprocessingShape" xmlns:wpg="http://schemas.microsoft.com/office/word/2010/wordprocessingGroup" xmlns:w14="http://schemas.microsoft.com/office/word/2010/wordml" xmlns:w15="http://schemas.microsoft.com/office/word/2012/wordml" xmlns:w16="http://schemas.microsoft.com/office/word/2018/wordml" xmlns:w16cex="http://schemas.microsoft.com/office/word/2018/wordml/cex" xmlns:w16cid="http://schemas.microsoft.com/office/word/2016/wordml/cid" xmlns="http://schemas.microsoft.com/office/tasks/2019/documenttasks" xmlns:cr="http://schemas.microsoft.com/office/comments/2020/reactions">
+<w:styles xmlns:mc="http://schemas.openxmlformats.org/markup-compatibility/2006" xmlns:r="http://schemas.openxmlformats.org/officeDocument/2006/relationships" xmlns:w="http://schemas.openxmlformats.org/wordprocessingml/2006/main" xmlns:w14="http://schemas.microsoft.com/office/word/2010/wordml" xmlns:w15="http://schemas.microsoft.com/office/word/2012/wordml" xmlns:w16cex="http://schemas.microsoft.com/office/word/2018/wordml/cex" xmlns:w16cid="http://schemas.microsoft.com/office/word/2016/wordml/cid" xmlns:w16="http://schemas.microsoft.com/office/word/2018/wordml" xmlns:w16du="http://schemas.microsoft.com/office/word/2023/wordml/word16du" xmlns:w16sdtdh="http://schemas.microsoft.com/office/word/2020/wordml/sdtdatahash" xmlns:w16sdtfl="http://schemas.microsoft.com/office/word/2024/wordml/sdtformatlock" xmlns:w16se="http://schemas.microsoft.com/office/word/2015/wordml/symex" mc:Ignorable="w14 w15 w16se w16cid w16 w16cex w16sdtdh w16sdtfl w16du">
   <w:docDefaults>
     <w:rPrDefault>
       <w:rPr>
-        <w:rFonts w:ascii="Arial" w:cs="Arial" w:eastAsia="Arial" w:hAnsi="Arial"/>
+        <w:rFonts w:ascii="Arial" w:eastAsia="Arial" w:hAnsi="Arial" w:cs="Arial"/>
         <w:sz w:val="22"/>
         <w:szCs w:val="22"/>
-        <w:lang w:val="es_419"/>
+        <w:lang w:val="es-419" w:eastAsia="es-AR" w:bidi="ar-SA"/>
       </w:rPr>
     </w:rPrDefault>
     <w:pPrDefault>
@@ -569,79 +1524,457 @@
       </w:pPr>
     </w:pPrDefault>
   </w:docDefaults>
-  <w:style w:type="table" w:styleId="TableNormal" w:default="1">
-    <w:name w:val="TableNormal"/>
-    <w:tblPr>
-      <w:tblCellMar>
-        <w:top w:w="100.0" w:type="dxa"/>
-        <w:left w:w="100.0" w:type="dxa"/>
-        <w:bottom w:w="100.0" w:type="dxa"/>
-        <w:right w:w="100.0" w:type="dxa"/>
-      </w:tblCellMar>
-    </w:tblPr>
+  <w:latentStyles w:defLockedState="0" w:defUIPriority="99" w:defSemiHidden="0" w:defUnhideWhenUsed="0" w:defQFormat="0" w:count="376">
+    <w:lsdException w:name="Normal" w:uiPriority="0" w:qFormat="1"/>
+    <w:lsdException w:name="heading 1" w:uiPriority="9" w:qFormat="1"/>
+    <w:lsdException w:name="heading 2" w:semiHidden="1" w:uiPriority="9" w:unhideWhenUsed="1" w:qFormat="1"/>
+    <w:lsdException w:name="heading 3" w:semiHidden="1" w:uiPriority="9" w:unhideWhenUsed="1" w:qFormat="1"/>
+    <w:lsdException w:name="heading 4" w:semiHidden="1" w:uiPriority="9" w:unhideWhenUsed="1" w:qFormat="1"/>
+    <w:lsdException w:name="heading 5" w:semiHidden="1" w:uiPriority="9" w:unhideWhenUsed="1" w:qFormat="1"/>
+    <w:lsdException w:name="heading 6" w:semiHidden="1" w:uiPriority="9" w:unhideWhenUsed="1" w:qFormat="1"/>
+    <w:lsdException w:name="heading 7" w:semiHidden="1" w:uiPriority="9" w:unhideWhenUsed="1" w:qFormat="1"/>
+    <w:lsdException w:name="heading 8" w:semiHidden="1" w:uiPriority="9" w:unhideWhenUsed="1" w:qFormat="1"/>
+    <w:lsdException w:name="heading 9" w:semiHidden="1" w:uiPriority="9" w:unhideWhenUsed="1" w:qFormat="1"/>
+    <w:lsdException w:name="index 1" w:semiHidden="1" w:unhideWhenUsed="1"/>
+    <w:lsdException w:name="index 2" w:semiHidden="1" w:unhideWhenUsed="1"/>
+    <w:lsdException w:name="index 3" w:semiHidden="1" w:unhideWhenUsed="1"/>
+    <w:lsdException w:name="index 4" w:semiHidden="1" w:unhideWhenUsed="1"/>
+    <w:lsdException w:name="index 5" w:semiHidden="1" w:unhideWhenUsed="1"/>
+    <w:lsdException w:name="index 6" w:semiHidden="1" w:unhideWhenUsed="1"/>
+    <w:lsdException w:name="index 7" w:semiHidden="1" w:unhideWhenUsed="1"/>
+    <w:lsdException w:name="index 8" w:semiHidden="1" w:unhideWhenUsed="1"/>
+    <w:lsdException w:name="index 9" w:semiHidden="1" w:unhideWhenUsed="1"/>
+    <w:lsdException w:name="toc 1" w:semiHidden="1" w:uiPriority="39" w:unhideWhenUsed="1"/>
+    <w:lsdException w:name="toc 2" w:semiHidden="1" w:uiPriority="39" w:unhideWhenUsed="1"/>
+    <w:lsdException w:name="toc 3" w:semiHidden="1" w:uiPriority="39" w:unhideWhenUsed="1"/>
+    <w:lsdException w:name="toc 4" w:semiHidden="1" w:uiPriority="39" w:unhideWhenUsed="1"/>
+    <w:lsdException w:name="toc 5" w:semiHidden="1" w:uiPriority="39" w:unhideWhenUsed="1"/>
+    <w:lsdException w:name="toc 6" w:semiHidden="1" w:uiPriority="39" w:unhideWhenUsed="1"/>
+    <w:lsdException w:name="toc 7" w:semiHidden="1" w:uiPriority="39" w:unhideWhenUsed="1"/>
+    <w:lsdException w:name="toc 8" w:semiHidden="1" w:uiPriority="39" w:unhideWhenUsed="1"/>
+    <w:lsdException w:name="toc 9" w:semiHidden="1" w:uiPriority="39" w:unhideWhenUsed="1"/>
+    <w:lsdException w:name="Normal Indent" w:semiHidden="1" w:unhideWhenUsed="1"/>
+    <w:lsdException w:name="footnote text" w:semiHidden="1" w:unhideWhenUsed="1"/>
+    <w:lsdException w:name="annotation text" w:semiHidden="1" w:unhideWhenUsed="1"/>
+    <w:lsdException w:name="header" w:semiHidden="1" w:unhideWhenUsed="1"/>
+    <w:lsdException w:name="footer" w:semiHidden="1" w:unhideWhenUsed="1"/>
+    <w:lsdException w:name="index heading" w:semiHidden="1" w:unhideWhenUsed="1"/>
+    <w:lsdException w:name="caption" w:semiHidden="1" w:uiPriority="35" w:unhideWhenUsed="1" w:qFormat="1"/>
+    <w:lsdException w:name="table of figures" w:semiHidden="1" w:unhideWhenUsed="1"/>
+    <w:lsdException w:name="envelope address" w:semiHidden="1" w:unhideWhenUsed="1"/>
+    <w:lsdException w:name="envelope return" w:semiHidden="1" w:unhideWhenUsed="1"/>
+    <w:lsdException w:name="footnote reference" w:semiHidden="1" w:unhideWhenUsed="1"/>
+    <w:lsdException w:name="annotation reference" w:semiHidden="1" w:unhideWhenUsed="1"/>
+    <w:lsdException w:name="line number" w:semiHidden="1" w:unhideWhenUsed="1"/>
+    <w:lsdException w:name="page number" w:semiHidden="1" w:unhideWhenUsed="1"/>
+    <w:lsdException w:name="endnote reference" w:semiHidden="1" w:unhideWhenUsed="1"/>
+    <w:lsdException w:name="endnote text" w:semiHidden="1" w:unhideWhenUsed="1"/>
+    <w:lsdException w:name="table of authorities" w:semiHidden="1" w:unhideWhenUsed="1"/>
+    <w:lsdException w:name="macro" w:semiHidden="1" w:unhideWhenUsed="1"/>
+    <w:lsdException w:name="toa heading" w:semiHidden="1" w:unhideWhenUsed="1"/>
+    <w:lsdException w:name="List" w:semiHidden="1" w:unhideWhenUsed="1"/>
+    <w:lsdException w:name="List Bullet" w:semiHidden="1" w:unhideWhenUsed="1"/>
+    <w:lsdException w:name="List Number" w:semiHidden="1" w:unhideWhenUsed="1"/>
+    <w:lsdException w:name="List 2" w:semiHidden="1" w:unhideWhenUsed="1"/>
+    <w:lsdException w:name="List 3" w:semiHidden="1" w:unhideWhenUsed="1"/>
+    <w:lsdException w:name="List 4" w:semiHidden="1" w:unhideWhenUsed="1"/>
+    <w:lsdException w:name="List 5" w:semiHidden="1" w:unhideWhenUsed="1"/>
+    <w:lsdException w:name="List Bullet 2" w:semiHidden="1" w:unhideWhenUsed="1"/>
+    <w:lsdException w:name="List Bullet 3" w:semiHidden="1" w:unhideWhenUsed="1"/>
+    <w:lsdException w:name="List Bullet 4" w:semiHidden="1" w:unhideWhenUsed="1"/>
+    <w:lsdException w:name="List Bullet 5" w:semiHidden="1" w:unhideWhenUsed="1"/>
+    <w:lsdException w:name="List Number 2" w:semiHidden="1" w:unhideWhenUsed="1"/>
+    <w:lsdException w:name="List Number 3" w:semiHidden="1" w:unhideWhenUsed="1"/>
+    <w:lsdException w:name="List Number 4" w:semiHidden="1" w:unhideWhenUsed="1"/>
+    <w:lsdException w:name="List Number 5" w:semiHidden="1" w:unhideWhenUsed="1"/>
+    <w:lsdException w:name="Title" w:uiPriority="10" w:qFormat="1"/>
+    <w:lsdException w:name="Closing" w:semiHidden="1" w:unhideWhenUsed="1"/>
+    <w:lsdException w:name="Signature" w:semiHidden="1" w:unhideWhenUsed="1"/>
+    <w:lsdException w:name="Default Paragraph Font" w:semiHidden="1" w:uiPriority="1" w:unhideWhenUsed="1"/>
+    <w:lsdException w:name="Body Text" w:semiHidden="1" w:unhideWhenUsed="1"/>
+    <w:lsdException w:name="Body Text Indent" w:semiHidden="1" w:unhideWhenUsed="1"/>
+    <w:lsdException w:name="List Continue" w:semiHidden="1" w:unhideWhenUsed="1"/>
+    <w:lsdException w:name="List Continue 2" w:semiHidden="1" w:unhideWhenUsed="1"/>
+    <w:lsdException w:name="List Continue 3" w:semiHidden="1" w:unhideWhenUsed="1"/>
+    <w:lsdException w:name="List Continue 4" w:semiHidden="1" w:unhideWhenUsed="1"/>
+    <w:lsdException w:name="List Continue 5" w:semiHidden="1" w:unhideWhenUsed="1"/>
+    <w:lsdException w:name="Message Header" w:semiHidden="1" w:unhideWhenUsed="1"/>
+    <w:lsdException w:name="Subtitle" w:uiPriority="11" w:qFormat="1"/>
+    <w:lsdException w:name="Salutation" w:semiHidden="1" w:unhideWhenUsed="1"/>
+    <w:lsdException w:name="Date" w:semiHidden="1" w:unhideWhenUsed="1"/>
+    <w:lsdException w:name="Body Text First Indent" w:semiHidden="1" w:unhideWhenUsed="1"/>
+    <w:lsdException w:name="Body Text First Indent 2" w:semiHidden="1" w:unhideWhenUsed="1"/>
+    <w:lsdException w:name="Note Heading" w:semiHidden="1" w:unhideWhenUsed="1"/>
+    <w:lsdException w:name="Body Text 2" w:semiHidden="1" w:unhideWhenUsed="1"/>
+    <w:lsdException w:name="Body Text 3" w:semiHidden="1" w:unhideWhenUsed="1"/>
+    <w:lsdException w:name="Body Text Indent 2" w:semiHidden="1" w:unhideWhenUsed="1"/>
+    <w:lsdException w:name="Body Text Indent 3" w:semiHidden="1" w:unhideWhenUsed="1"/>
+    <w:lsdException w:name="Block Text" w:semiHidden="1" w:unhideWhenUsed="1"/>
+    <w:lsdException w:name="Hyperlink" w:semiHidden="1" w:unhideWhenUsed="1"/>
+    <w:lsdException w:name="FollowedHyperlink" w:semiHidden="1" w:unhideWhenUsed="1"/>
+    <w:lsdException w:name="Strong" w:uiPriority="22" w:qFormat="1"/>
+    <w:lsdException w:name="Emphasis" w:uiPriority="20" w:qFormat="1"/>
+    <w:lsdException w:name="Document Map" w:semiHidden="1" w:unhideWhenUsed="1"/>
+    <w:lsdException w:name="Plain Text" w:semiHidden="1" w:unhideWhenUsed="1"/>
+    <w:lsdException w:name="E-mail Signature" w:semiHidden="1" w:unhideWhenUsed="1"/>
+    <w:lsdException w:name="HTML Top of Form" w:semiHidden="1" w:unhideWhenUsed="1"/>
+    <w:lsdException w:name="HTML Bottom of Form" w:semiHidden="1" w:unhideWhenUsed="1"/>
+    <w:lsdException w:name="Normal (Web)" w:semiHidden="1" w:unhideWhenUsed="1"/>
+    <w:lsdException w:name="HTML Acronym" w:semiHidden="1" w:unhideWhenUsed="1"/>
+    <w:lsdException w:name="HTML Address" w:semiHidden="1" w:unhideWhenUsed="1"/>
+    <w:lsdException w:name="HTML Cite" w:semiHidden="1" w:unhideWhenUsed="1"/>
+    <w:lsdException w:name="HTML Code" w:semiHidden="1" w:unhideWhenUsed="1"/>
+    <w:lsdException w:name="HTML Definition" w:semiHidden="1" w:unhideWhenUsed="1"/>
+    <w:lsdException w:name="HTML Keyboard" w:semiHidden="1" w:unhideWhenUsed="1"/>
+    <w:lsdException w:name="HTML Preformatted" w:semiHidden="1" w:unhideWhenUsed="1"/>
+    <w:lsdException w:name="HTML Sample" w:semiHidden="1" w:unhideWhenUsed="1"/>
+    <w:lsdException w:name="HTML Typewriter" w:semiHidden="1" w:unhideWhenUsed="1"/>
+    <w:lsdException w:name="HTML Variable" w:semiHidden="1" w:unhideWhenUsed="1"/>
+    <w:lsdException w:name="Normal Table" w:semiHidden="1" w:unhideWhenUsed="1"/>
+    <w:lsdException w:name="annotation subject" w:semiHidden="1" w:unhideWhenUsed="1"/>
+    <w:lsdException w:name="No List" w:semiHidden="1" w:unhideWhenUsed="1"/>
+    <w:lsdException w:name="Outline List 1" w:semiHidden="1" w:unhideWhenUsed="1"/>
+    <w:lsdException w:name="Outline List 2" w:semiHidden="1" w:unhideWhenUsed="1"/>
+    <w:lsdException w:name="Outline List 3" w:semiHidden="1" w:unhideWhenUsed="1"/>
+    <w:lsdException w:name="Table Simple 1" w:semiHidden="1" w:unhideWhenUsed="1"/>
+    <w:lsdException w:name="Table Simple 2" w:semiHidden="1" w:unhideWhenUsed="1"/>
+    <w:lsdException w:name="Table Simple 3" w:semiHidden="1" w:unhideWhenUsed="1"/>
+    <w:lsdException w:name="Table Classic 1" w:semiHidden="1" w:unhideWhenUsed="1"/>
+    <w:lsdException w:name="Table Classic 2" w:semiHidden="1" w:unhideWhenUsed="1"/>
+    <w:lsdException w:name="Table Classic 3" w:semiHidden="1" w:unhideWhenUsed="1"/>
+    <w:lsdException w:name="Table Classic 4" w:semiHidden="1" w:unhideWhenUsed="1"/>
+    <w:lsdException w:name="Table Colorful 1" w:semiHidden="1" w:unhideWhenUsed="1"/>
+    <w:lsdException w:name="Table Colorful 2" w:semiHidden="1" w:unhideWhenUsed="1"/>
+    <w:lsdException w:name="Table Colorful 3" w:semiHidden="1" w:unhideWhenUsed="1"/>
+    <w:lsdException w:name="Table Columns 1" w:semiHidden="1" w:unhideWhenUsed="1"/>
+    <w:lsdException w:name="Table Columns 2" w:semiHidden="1" w:unhideWhenUsed="1"/>
+    <w:lsdException w:name="Table Columns 3" w:semiHidden="1" w:unhideWhenUsed="1"/>
+    <w:lsdException w:name="Table Columns 4" w:semiHidden="1" w:unhideWhenUsed="1"/>
+    <w:lsdException w:name="Table Columns 5" w:semiHidden="1" w:unhideWhenUsed="1"/>
+    <w:lsdException w:name="Table Grid 1" w:semiHidden="1" w:unhideWhenUsed="1"/>
+    <w:lsdException w:name="Table Grid 2" w:semiHidden="1" w:unhideWhenUsed="1"/>
+    <w:lsdException w:name="Table Grid 3" w:semiHidden="1" w:unhideWhenUsed="1"/>
+    <w:lsdException w:name="Table Grid 4" w:semiHidden="1" w:unhideWhenUsed="1"/>
+    <w:lsdException w:name="Table Grid 5" w:semiHidden="1" w:unhideWhenUsed="1"/>
+    <w:lsdException w:name="Table Grid 6" w:semiHidden="1" w:unhideWhenUsed="1"/>
+    <w:lsdException w:name="Table Grid 7" w:semiHidden="1" w:unhideWhenUsed="1"/>
+    <w:lsdException w:name="Table Grid 8" w:semiHidden="1" w:unhideWhenUsed="1"/>
+    <w:lsdException w:name="Table List 1" w:semiHidden="1" w:unhideWhenUsed="1"/>
+    <w:lsdException w:name="Table List 2" w:semiHidden="1" w:unhideWhenUsed="1"/>
+    <w:lsdException w:name="Table List 3" w:semiHidden="1" w:unhideWhenUsed="1"/>
+    <w:lsdException w:name="Table List 4" w:semiHidden="1" w:unhideWhenUsed="1"/>
+    <w:lsdException w:name="Table List 5" w:semiHidden="1" w:unhideWhenUsed="1"/>
+    <w:lsdException w:name="Table List 6" w:semiHidden="1" w:unhideWhenUsed="1"/>
+    <w:lsdException w:name="Table List 7" w:semiHidden="1" w:unhideWhenUsed="1"/>
+    <w:lsdException w:name="Table List 8" w:semiHidden="1" w:unhideWhenUsed="1"/>
+    <w:lsdException w:name="Table 3D effects 1" w:semiHidden="1" w:unhideWhenUsed="1"/>
+    <w:lsdException w:name="Table 3D effects 2" w:semiHidden="1" w:unhideWhenUsed="1"/>
+    <w:lsdException w:name="Table 3D effects 3" w:semiHidden="1" w:unhideWhenUsed="1"/>
+    <w:lsdException w:name="Table Contemporary" w:semiHidden="1" w:unhideWhenUsed="1"/>
+    <w:lsdException w:name="Table Elegant" w:semiHidden="1" w:unhideWhenUsed="1"/>
+    <w:lsdException w:name="Table Professional" w:semiHidden="1" w:unhideWhenUsed="1"/>
+    <w:lsdException w:name="Table Subtle 1" w:semiHidden="1" w:unhideWhenUsed="1"/>
+    <w:lsdException w:name="Table Subtle 2" w:semiHidden="1" w:unhideWhenUsed="1"/>
+    <w:lsdException w:name="Table Web 1" w:semiHidden="1" w:unhideWhenUsed="1"/>
+    <w:lsdException w:name="Table Web 2" w:semiHidden="1" w:unhideWhenUsed="1"/>
+    <w:lsdException w:name="Table Web 3" w:semiHidden="1" w:unhideWhenUsed="1"/>
+    <w:lsdException w:name="Balloon Text" w:semiHidden="1" w:unhideWhenUsed="1"/>
+    <w:lsdException w:name="Table Grid" w:uiPriority="39"/>
+    <w:lsdException w:name="Table Theme" w:semiHidden="1" w:unhideWhenUsed="1"/>
+    <w:lsdException w:name="Placeholder Text" w:semiHidden="1"/>
+    <w:lsdException w:name="No Spacing" w:uiPriority="1" w:qFormat="1"/>
+    <w:lsdException w:name="Light Shading" w:uiPriority="60"/>
+    <w:lsdException w:name="Light List" w:uiPriority="61"/>
+    <w:lsdException w:name="Light Grid" w:uiPriority="62"/>
+    <w:lsdException w:name="Medium Shading 1" w:uiPriority="63"/>
+    <w:lsdException w:name="Medium Shading 2" w:uiPriority="64"/>
+    <w:lsdException w:name="Medium List 1" w:uiPriority="65"/>
+    <w:lsdException w:name="Medium List 2" w:uiPriority="66"/>
+    <w:lsdException w:name="Medium Grid 1" w:uiPriority="67"/>
+    <w:lsdException w:name="Medium Grid 2" w:uiPriority="68"/>
+    <w:lsdException w:name="Medium Grid 3" w:uiPriority="69"/>
+    <w:lsdException w:name="Dark List" w:uiPriority="70"/>
+    <w:lsdException w:name="Colorful Shading" w:uiPriority="71"/>
+    <w:lsdException w:name="Colorful List" w:uiPriority="72"/>
+    <w:lsdException w:name="Colorful Grid" w:uiPriority="73"/>
+    <w:lsdException w:name="Light Shading Accent 1" w:uiPriority="60"/>
+    <w:lsdException w:name="Light List Accent 1" w:uiPriority="61"/>
+    <w:lsdException w:name="Light Grid Accent 1" w:uiPriority="62"/>
+    <w:lsdException w:name="Medium Shading 1 Accent 1" w:uiPriority="63"/>
+    <w:lsdException w:name="Medium Shading 2 Accent 1" w:uiPriority="64"/>
+    <w:lsdException w:name="Medium List 1 Accent 1" w:uiPriority="65"/>
+    <w:lsdException w:name="Revision" w:semiHidden="1"/>
+    <w:lsdException w:name="List Paragraph" w:uiPriority="34" w:qFormat="1"/>
+    <w:lsdException w:name="Quote" w:uiPriority="29" w:qFormat="1"/>
+    <w:lsdException w:name="Intense Quote" w:uiPriority="30" w:qFormat="1"/>
+    <w:lsdException w:name="Medium List 2 Accent 1" w:uiPriority="66"/>
+    <w:lsdException w:name="Medium Grid 1 Accent 1" w:uiPriority="67"/>
+    <w:lsdException w:name="Medium Grid 2 Accent 1" w:uiPriority="68"/>
+    <w:lsdException w:name="Medium Grid 3 Accent 1" w:uiPriority="69"/>
+    <w:lsdException w:name="Dark List Accent 1" w:uiPriority="70"/>
+    <w:lsdException w:name="Colorful Shading Accent 1" w:uiPriority="71"/>
+    <w:lsdException w:name="Colorful List Accent 1" w:uiPriority="72"/>
+    <w:lsdException w:name="Colorful Grid Accent 1" w:uiPriority="73"/>
+    <w:lsdException w:name="Light Shading Accent 2" w:uiPriority="60"/>
+    <w:lsdException w:name="Light List Accent 2" w:uiPriority="61"/>
+    <w:lsdException w:name="Light Grid Accent 2" w:uiPriority="62"/>
+    <w:lsdException w:name="Medium Shading 1 Accent 2" w:uiPriority="63"/>
+    <w:lsdException w:name="Medium Shading 2 Accent 2" w:uiPriority="64"/>
+    <w:lsdException w:name="Medium List 1 Accent 2" w:uiPriority="65"/>
+    <w:lsdException w:name="Medium List 2 Accent 2" w:uiPriority="66"/>
+    <w:lsdException w:name="Medium Grid 1 Accent 2" w:uiPriority="67"/>
+    <w:lsdException w:name="Medium Grid 2 Accent 2" w:uiPriority="68"/>
+    <w:lsdException w:name="Medium Grid 3 Accent 2" w:uiPriority="69"/>
+    <w:lsdException w:name="Dark List Accent 2" w:uiPriority="70"/>
+    <w:lsdException w:name="Colorful Shading Accent 2" w:uiPriority="71"/>
+    <w:lsdException w:name="Colorful List Accent 2" w:uiPriority="72"/>
+    <w:lsdException w:name="Colorful Grid Accent 2" w:uiPriority="73"/>
+    <w:lsdException w:name="Light Shading Accent 3" w:uiPriority="60"/>
+    <w:lsdException w:name="Light List Accent 3" w:uiPriority="61"/>
+    <w:lsdException w:name="Light Grid Accent 3" w:uiPriority="62"/>
+    <w:lsdException w:name="Medium Shading 1 Accent 3" w:uiPriority="63"/>
+    <w:lsdException w:name="Medium Shading 2 Accent 3" w:uiPriority="64"/>
+    <w:lsdException w:name="Medium List 1 Accent 3" w:uiPriority="65"/>
+    <w:lsdException w:name="Medium List 2 Accent 3" w:uiPriority="66"/>
+    <w:lsdException w:name="Medium Grid 1 Accent 3" w:uiPriority="67"/>
+    <w:lsdException w:name="Medium Grid 2 Accent 3" w:uiPriority="68"/>
+    <w:lsdException w:name="Medium Grid 3 Accent 3" w:uiPriority="69"/>
+    <w:lsdException w:name="Dark List Accent 3" w:uiPriority="70"/>
+    <w:lsdException w:name="Colorful Shading Accent 3" w:uiPriority="71"/>
+    <w:lsdException w:name="Colorful List Accent 3" w:uiPriority="72"/>
+    <w:lsdException w:name="Colorful Grid Accent 3" w:uiPriority="73"/>
+    <w:lsdException w:name="Light Shading Accent 4" w:uiPriority="60"/>
+    <w:lsdException w:name="Light List Accent 4" w:uiPriority="61"/>
+    <w:lsdException w:name="Light Grid Accent 4" w:uiPriority="62"/>
+    <w:lsdException w:name="Medium Shading 1 Accent 4" w:uiPriority="63"/>
+    <w:lsdException w:name="Medium Shading 2 Accent 4" w:uiPriority="64"/>
+    <w:lsdException w:name="Medium List 1 Accent 4" w:uiPriority="65"/>
+    <w:lsdException w:name="Medium List 2 Accent 4" w:uiPriority="66"/>
+    <w:lsdException w:name="Medium Grid 1 Accent 4" w:uiPriority="67"/>
+    <w:lsdException w:name="Medium Grid 2 Accent 4" w:uiPriority="68"/>
+    <w:lsdException w:name="Medium Grid 3 Accent 4" w:uiPriority="69"/>
+    <w:lsdException w:name="Dark List Accent 4" w:uiPriority="70"/>
+    <w:lsdException w:name="Colorful Shading Accent 4" w:uiPriority="71"/>
+    <w:lsdException w:name="Colorful List Accent 4" w:uiPriority="72"/>
+    <w:lsdException w:name="Colorful Grid Accent 4" w:uiPriority="73"/>
+    <w:lsdException w:name="Light Shading Accent 5" w:uiPriority="60"/>
+    <w:lsdException w:name="Light List Accent 5" w:uiPriority="61"/>
+    <w:lsdException w:name="Light Grid Accent 5" w:uiPriority="62"/>
+    <w:lsdException w:name="Medium Shading 1 Accent 5" w:uiPriority="63"/>
+    <w:lsdException w:name="Medium Shading 2 Accent 5" w:uiPriority="64"/>
+    <w:lsdException w:name="Medium List 1 Accent 5" w:uiPriority="65"/>
+    <w:lsdException w:name="Medium List 2 Accent 5" w:uiPriority="66"/>
+    <w:lsdException w:name="Medium Grid 1 Accent 5" w:uiPriority="67"/>
+    <w:lsdException w:name="Medium Grid 2 Accent 5" w:uiPriority="68"/>
+    <w:lsdException w:name="Medium Grid 3 Accent 5" w:uiPriority="69"/>
+    <w:lsdException w:name="Dark List Accent 5" w:uiPriority="70"/>
+    <w:lsdException w:name="Colorful Shading Accent 5" w:uiPriority="71"/>
+    <w:lsdException w:name="Colorful List Accent 5" w:uiPriority="72"/>
+    <w:lsdException w:name="Colorful Grid Accent 5" w:uiPriority="73"/>
+    <w:lsdException w:name="Light Shading Accent 6" w:uiPriority="60"/>
+    <w:lsdException w:name="Light List Accent 6" w:uiPriority="61"/>
+    <w:lsdException w:name="Light Grid Accent 6" w:uiPriority="62"/>
+    <w:lsdException w:name="Medium Shading 1 Accent 6" w:uiPriority="63"/>
+    <w:lsdException w:name="Medium Shading 2 Accent 6" w:uiPriority="64"/>
+    <w:lsdException w:name="Medium List 1 Accent 6" w:uiPriority="65"/>
+    <w:lsdException w:name="Medium List 2 Accent 6" w:uiPriority="66"/>
+    <w:lsdException w:name="Medium Grid 1 Accent 6" w:uiPriority="67"/>
+    <w:lsdException w:name="Medium Grid 2 Accent 6" w:uiPriority="68"/>
+    <w:lsdException w:name="Medium Grid 3 Accent 6" w:uiPriority="69"/>
+    <w:lsdException w:name="Dark List Accent 6" w:uiPriority="70"/>
+    <w:lsdException w:name="Colorful Shading Accent 6" w:uiPriority="71"/>
+    <w:lsdException w:name="Colorful List Accent 6" w:uiPriority="72"/>
+    <w:lsdException w:name="Colorful Grid Accent 6" w:uiPriority="73"/>
+    <w:lsdException w:name="Subtle Emphasis" w:uiPriority="19" w:qFormat="1"/>
+    <w:lsdException w:name="Intense Emphasis" w:uiPriority="21" w:qFormat="1"/>
+    <w:lsdException w:name="Subtle Reference" w:uiPriority="31" w:qFormat="1"/>
+    <w:lsdException w:name="Intense Reference" w:uiPriority="32" w:qFormat="1"/>
+    <w:lsdException w:name="Book Title" w:uiPriority="33" w:qFormat="1"/>
+    <w:lsdException w:name="Bibliography" w:semiHidden="1" w:uiPriority="37" w:unhideWhenUsed="1"/>
+    <w:lsdException w:name="TOC Heading" w:semiHidden="1" w:uiPriority="39" w:unhideWhenUsed="1" w:qFormat="1"/>
+    <w:lsdException w:name="Plain Table 1" w:uiPriority="41"/>
+    <w:lsdException w:name="Plain Table 2" w:uiPriority="42"/>
+    <w:lsdException w:name="Plain Table 3" w:uiPriority="43"/>
+    <w:lsdException w:name="Plain Table 4" w:uiPriority="44"/>
+    <w:lsdException w:name="Plain Table 5" w:uiPriority="45"/>
+    <w:lsdException w:name="Grid Table Light" w:uiPriority="40"/>
+    <w:lsdException w:name="Grid Table 1 Light" w:uiPriority="46"/>
+    <w:lsdException w:name="Grid Table 2" w:uiPriority="47"/>
+    <w:lsdException w:name="Grid Table 3" w:uiPriority="48"/>
+    <w:lsdException w:name="Grid Table 4" w:uiPriority="49"/>
+    <w:lsdException w:name="Grid Table 5 Dark" w:uiPriority="50"/>
+    <w:lsdException w:name="Grid Table 6 Colorful" w:uiPriority="51"/>
+    <w:lsdException w:name="Grid Table 7 Colorful" w:uiPriority="52"/>
+    <w:lsdException w:name="Grid Table 1 Light Accent 1" w:uiPriority="46"/>
+    <w:lsdException w:name="Grid Table 2 Accent 1" w:uiPriority="47"/>
+    <w:lsdException w:name="Grid Table 3 Accent 1" w:uiPriority="48"/>
+    <w:lsdException w:name="Grid Table 4 Accent 1" w:uiPriority="49"/>
+    <w:lsdException w:name="Grid Table 5 Dark Accent 1" w:uiPriority="50"/>
+    <w:lsdException w:name="Grid Table 6 Colorful Accent 1" w:uiPriority="51"/>
+    <w:lsdException w:name="Grid Table 7 Colorful Accent 1" w:uiPriority="52"/>
+    <w:lsdException w:name="Grid Table 1 Light Accent 2" w:uiPriority="46"/>
+    <w:lsdException w:name="Grid Table 2 Accent 2" w:uiPriority="47"/>
+    <w:lsdException w:name="Grid Table 3 Accent 2" w:uiPriority="48"/>
+    <w:lsdException w:name="Grid Table 4 Accent 2" w:uiPriority="49"/>
+    <w:lsdException w:name="Grid Table 5 Dark Accent 2" w:uiPriority="50"/>
+    <w:lsdException w:name="Grid Table 6 Colorful Accent 2" w:uiPriority="51"/>
+    <w:lsdException w:name="Grid Table 7 Colorful Accent 2" w:uiPriority="52"/>
+    <w:lsdException w:name="Grid Table 1 Light Accent 3" w:uiPriority="46"/>
+    <w:lsdException w:name="Grid Table 2 Accent 3" w:uiPriority="47"/>
+    <w:lsdException w:name="Grid Table 3 Accent 3" w:uiPriority="48"/>
+    <w:lsdException w:name="Grid Table 4 Accent 3" w:uiPriority="49"/>
+    <w:lsdException w:name="Grid Table 5 Dark Accent 3" w:uiPriority="50"/>
+    <w:lsdException w:name="Grid Table 6 Colorful Accent 3" w:uiPriority="51"/>
+    <w:lsdException w:name="Grid Table 7 Colorful Accent 3" w:uiPriority="52"/>
+    <w:lsdException w:name="Grid Table 1 Light Accent 4" w:uiPriority="46"/>
+    <w:lsdException w:name="Grid Table 2 Accent 4" w:uiPriority="47"/>
+    <w:lsdException w:name="Grid Table 3 Accent 4" w:uiPriority="48"/>
+    <w:lsdException w:name="Grid Table 4 Accent 4" w:uiPriority="49"/>
+    <w:lsdException w:name="Grid Table 5 Dark Accent 4" w:uiPriority="50"/>
+    <w:lsdException w:name="Grid Table 6 Colorful Accent 4" w:uiPriority="51"/>
+    <w:lsdException w:name="Grid Table 7 Colorful Accent 4" w:uiPriority="52"/>
+    <w:lsdException w:name="Grid Table 1 Light Accent 5" w:uiPriority="46"/>
+    <w:lsdException w:name="Grid Table 2 Accent 5" w:uiPriority="47"/>
+    <w:lsdException w:name="Grid Table 3 Accent 5" w:uiPriority="48"/>
+    <w:lsdException w:name="Grid Table 4 Accent 5" w:uiPriority="49"/>
+    <w:lsdException w:name="Grid Table 5 Dark Accent 5" w:uiPriority="50"/>
+    <w:lsdException w:name="Grid Table 6 Colorful Accent 5" w:uiPriority="51"/>
+    <w:lsdException w:name="Grid Table 7 Colorful Accent 5" w:uiPriority="52"/>
+    <w:lsdException w:name="Grid Table 1 Light Accent 6" w:uiPriority="46"/>
+    <w:lsdException w:name="Grid Table 2 Accent 6" w:uiPriority="47"/>
+    <w:lsdException w:name="Grid Table 3 Accent 6" w:uiPriority="48"/>
+    <w:lsdException w:name="Grid Table 4 Accent 6" w:uiPriority="49"/>
+    <w:lsdException w:name="Grid Table 5 Dark Accent 6" w:uiPriority="50"/>
+    <w:lsdException w:name="Grid Table 6 Colorful Accent 6" w:uiPriority="51"/>
+    <w:lsdException w:name="Grid Table 7 Colorful Accent 6" w:uiPriority="52"/>
+    <w:lsdException w:name="List Table 1 Light" w:uiPriority="46"/>
+    <w:lsdException w:name="List Table 2" w:uiPriority="47"/>
+    <w:lsdException w:name="List Table 3" w:uiPriority="48"/>
+    <w:lsdException w:name="List Table 4" w:uiPriority="49"/>
+    <w:lsdException w:name="List Table 5 Dark" w:uiPriority="50"/>
+    <w:lsdException w:name="List Table 6 Colorful" w:uiPriority="51"/>
+    <w:lsdException w:name="List Table 7 Colorful" w:uiPriority="52"/>
+    <w:lsdException w:name="List Table 1 Light Accent 1" w:uiPriority="46"/>
+    <w:lsdException w:name="List Table 2 Accent 1" w:uiPriority="47"/>
+    <w:lsdException w:name="List Table 3 Accent 1" w:uiPriority="48"/>
+    <w:lsdException w:name="List Table 4 Accent 1" w:uiPriority="49"/>
+    <w:lsdException w:name="List Table 5 Dark Accent 1" w:uiPriority="50"/>
+    <w:lsdException w:name="List Table 6 Colorful Accent 1" w:uiPriority="51"/>
+    <w:lsdException w:name="List Table 7 Colorful Accent 1" w:uiPriority="52"/>
+    <w:lsdException w:name="List Table 1 Light Accent 2" w:uiPriority="46"/>
+    <w:lsdException w:name="List Table 2 Accent 2" w:uiPriority="47"/>
+    <w:lsdException w:name="List Table 3 Accent 2" w:uiPriority="48"/>
+    <w:lsdException w:name="List Table 4 Accent 2" w:uiPriority="49"/>
+    <w:lsdException w:name="List Table 5 Dark Accent 2" w:uiPriority="50"/>
+    <w:lsdException w:name="List Table 6 Colorful Accent 2" w:uiPriority="51"/>
+    <w:lsdException w:name="List Table 7 Colorful Accent 2" w:uiPriority="52"/>
+    <w:lsdException w:name="List Table 1 Light Accent 3" w:uiPriority="46"/>
+    <w:lsdException w:name="List Table 2 Accent 3" w:uiPriority="47"/>
+    <w:lsdException w:name="List Table 3 Accent 3" w:uiPriority="48"/>
+    <w:lsdException w:name="List Table 4 Accent 3" w:uiPriority="49"/>
+    <w:lsdException w:name="List Table 5 Dark Accent 3" w:uiPriority="50"/>
+    <w:lsdException w:name="List Table 6 Colorful Accent 3" w:uiPriority="51"/>
+    <w:lsdException w:name="List Table 7 Colorful Accent 3" w:uiPriority="52"/>
+    <w:lsdException w:name="List Table 1 Light Accent 4" w:uiPriority="46"/>
+    <w:lsdException w:name="List Table 2 Accent 4" w:uiPriority="47"/>
+    <w:lsdException w:name="List Table 3 Accent 4" w:uiPriority="48"/>
+    <w:lsdException w:name="List Table 4 Accent 4" w:uiPriority="49"/>
+    <w:lsdException w:name="List Table 5 Dark Accent 4" w:uiPriority="50"/>
+    <w:lsdException w:name="List Table 6 Colorful Accent 4" w:uiPriority="51"/>
+    <w:lsdException w:name="List Table 7 Colorful Accent 4" w:uiPriority="52"/>
+    <w:lsdException w:name="List Table 1 Light Accent 5" w:uiPriority="46"/>
+    <w:lsdException w:name="List Table 2 Accent 5" w:uiPriority="47"/>
+    <w:lsdException w:name="List Table 3 Accent 5" w:uiPriority="48"/>
+    <w:lsdException w:name="List Table 4 Accent 5" w:uiPriority="49"/>
+    <w:lsdException w:name="List Table 5 Dark Accent 5" w:uiPriority="50"/>
+    <w:lsdException w:name="List Table 6 Colorful Accent 5" w:uiPriority="51"/>
+    <w:lsdException w:name="List Table 7 Colorful Accent 5" w:uiPriority="52"/>
+    <w:lsdException w:name="List Table 1 Light Accent 6" w:uiPriority="46"/>
+    <w:lsdException w:name="List Table 2 Accent 6" w:uiPriority="47"/>
+    <w:lsdException w:name="List Table 3 Accent 6" w:uiPriority="48"/>
+    <w:lsdException w:name="List Table 4 Accent 6" w:uiPriority="49"/>
+    <w:lsdException w:name="List Table 5 Dark Accent 6" w:uiPriority="50"/>
+    <w:lsdException w:name="List Table 6 Colorful Accent 6" w:uiPriority="51"/>
+    <w:lsdException w:name="List Table 7 Colorful Accent 6" w:uiPriority="52"/>
+    <w:lsdException w:name="Mention" w:semiHidden="1" w:unhideWhenUsed="1"/>
+    <w:lsdException w:name="Smart Hyperlink" w:semiHidden="1" w:unhideWhenUsed="1"/>
+    <w:lsdException w:name="Hashtag" w:semiHidden="1" w:unhideWhenUsed="1"/>
+    <w:lsdException w:name="Unresolved Mention" w:semiHidden="1" w:unhideWhenUsed="1"/>
+    <w:lsdException w:name="Smart Link" w:semiHidden="1" w:unhideWhenUsed="1"/>
+  </w:latentStyles>
+  <w:style w:type="paragraph" w:default="1" w:styleId="Normal">
+    <w:name w:val="Normal"/>
+    <w:qFormat/>
   </w:style>
-  <w:style w:type="paragraph" w:styleId="Normal" w:default="1">
-    <w:name w:val="normal"/>
-  </w:style>
-  <w:style w:type="paragraph" w:styleId="Heading1">
+  <w:style w:type="paragraph" w:styleId="Ttulo1">
     <w:name w:val="heading 1"/>
     <w:basedOn w:val="Normal"/>
     <w:next w:val="Normal"/>
+    <w:uiPriority w:val="9"/>
+    <w:qFormat/>
     <w:pPr>
-      <w:keepNext w:val="1"/>
-      <w:keepLines w:val="1"/>
-      <w:pageBreakBefore w:val="0"/>
-      <w:spacing w:after="120" w:before="400" w:lineRule="auto"/>
+      <w:keepNext/>
+      <w:keepLines/>
+      <w:spacing w:before="400" w:after="120"/>
+      <w:outlineLvl w:val="0"/>
     </w:pPr>
     <w:rPr>
       <w:sz w:val="40"/>
       <w:szCs w:val="40"/>
     </w:rPr>
   </w:style>
-  <w:style w:type="paragraph" w:styleId="Heading2">
+  <w:style w:type="paragraph" w:styleId="Ttulo2">
     <w:name w:val="heading 2"/>
     <w:basedOn w:val="Normal"/>
     <w:next w:val="Normal"/>
+    <w:uiPriority w:val="9"/>
+    <w:semiHidden/>
+    <w:unhideWhenUsed/>
+    <w:qFormat/>
     <w:pPr>
-      <w:keepNext w:val="1"/>
-      <w:keepLines w:val="1"/>
-      <w:pageBreakBefore w:val="0"/>
-      <w:spacing w:after="120" w:before="360" w:lineRule="auto"/>
+      <w:keepNext/>
+      <w:keepLines/>
+      <w:spacing w:before="360" w:after="120"/>
+      <w:outlineLvl w:val="1"/>
     </w:pPr>
     <w:rPr>
-      <w:b w:val="0"/>
-      <w:bCs w:val="0"/>
       <w:sz w:val="32"/>
       <w:szCs w:val="32"/>
     </w:rPr>
   </w:style>
-  <w:style w:type="paragraph" w:styleId="Heading3">
+  <w:style w:type="paragraph" w:styleId="Ttulo3">
     <w:name w:val="heading 3"/>
     <w:basedOn w:val="Normal"/>
     <w:next w:val="Normal"/>
+    <w:uiPriority w:val="9"/>
+    <w:semiHidden/>
+    <w:unhideWhenUsed/>
+    <w:qFormat/>
     <w:pPr>
-      <w:keepNext w:val="1"/>
-      <w:keepLines w:val="1"/>
-      <w:pageBreakBefore w:val="0"/>
-      <w:spacing w:after="80" w:before="320" w:lineRule="auto"/>
+      <w:keepNext/>
+      <w:keepLines/>
+      <w:spacing w:before="320" w:after="80"/>
+      <w:outlineLvl w:val="2"/>
     </w:pPr>
     <w:rPr>
-      <w:b w:val="0"/>
-      <w:bCs w:val="0"/>
       <w:color w:val="434343"/>
       <w:sz w:val="28"/>
       <w:szCs w:val="28"/>
     </w:rPr>
   </w:style>
-  <w:style w:type="paragraph" w:styleId="Heading4">
+  <w:style w:type="paragraph" w:styleId="Ttulo4">
     <w:name w:val="heading 4"/>
     <w:basedOn w:val="Normal"/>
     <w:next w:val="Normal"/>
+    <w:uiPriority w:val="9"/>
+    <w:semiHidden/>
+    <w:unhideWhenUsed/>
+    <w:qFormat/>
     <w:pPr>
-      <w:keepNext w:val="1"/>
-      <w:keepLines w:val="1"/>
-      <w:pageBreakBefore w:val="0"/>
-      <w:spacing w:after="80" w:before="280" w:lineRule="auto"/>
+      <w:keepNext/>
+      <w:keepLines/>
+      <w:spacing w:before="280" w:after="80"/>
+      <w:outlineLvl w:val="3"/>
     </w:pPr>
     <w:rPr>
       <w:color w:val="666666"/>
@@ -649,69 +1982,109 @@
       <w:szCs w:val="24"/>
     </w:rPr>
   </w:style>
-  <w:style w:type="paragraph" w:styleId="Heading5">
+  <w:style w:type="paragraph" w:styleId="Ttulo5">
     <w:name w:val="heading 5"/>
     <w:basedOn w:val="Normal"/>
     <w:next w:val="Normal"/>
+    <w:uiPriority w:val="9"/>
+    <w:semiHidden/>
+    <w:unhideWhenUsed/>
+    <w:qFormat/>
     <w:pPr>
-      <w:keepNext w:val="1"/>
-      <w:keepLines w:val="1"/>
-      <w:pageBreakBefore w:val="0"/>
-      <w:spacing w:after="80" w:before="240" w:lineRule="auto"/>
+      <w:keepNext/>
+      <w:keepLines/>
+      <w:spacing w:before="240" w:after="80"/>
+      <w:outlineLvl w:val="4"/>
     </w:pPr>
     <w:rPr>
       <w:color w:val="666666"/>
-      <w:sz w:val="22"/>
-      <w:szCs w:val="22"/>
     </w:rPr>
   </w:style>
-  <w:style w:type="paragraph" w:styleId="Heading6">
+  <w:style w:type="paragraph" w:styleId="Ttulo6">
     <w:name w:val="heading 6"/>
     <w:basedOn w:val="Normal"/>
     <w:next w:val="Normal"/>
+    <w:uiPriority w:val="9"/>
+    <w:semiHidden/>
+    <w:unhideWhenUsed/>
+    <w:qFormat/>
     <w:pPr>
-      <w:keepNext w:val="1"/>
-      <w:keepLines w:val="1"/>
-      <w:pageBreakBefore w:val="0"/>
-      <w:spacing w:after="80" w:before="240" w:lineRule="auto"/>
+      <w:keepNext/>
+      <w:keepLines/>
+      <w:spacing w:before="240" w:after="80"/>
+      <w:outlineLvl w:val="5"/>
     </w:pPr>
     <w:rPr>
-      <w:i w:val="1"/>
-      <w:iCs w:val="1"/>
+      <w:i/>
+      <w:iCs/>
       <w:color w:val="666666"/>
-      <w:sz w:val="22"/>
-      <w:szCs w:val="22"/>
     </w:rPr>
   </w:style>
-  <w:style w:type="paragraph" w:styleId="Title">
+  <w:style w:type="character" w:default="1" w:styleId="Fuentedeprrafopredeter">
+    <w:name w:val="Default Paragraph Font"/>
+    <w:uiPriority w:val="1"/>
+    <w:unhideWhenUsed/>
+  </w:style>
+  <w:style w:type="table" w:default="1" w:styleId="Tablanormal">
+    <w:name w:val="Normal Table"/>
+    <w:uiPriority w:val="99"/>
+    <w:semiHidden/>
+    <w:unhideWhenUsed/>
+    <w:tblPr>
+      <w:tblInd w:w="0" w:type="dxa"/>
+      <w:tblCellMar>
+        <w:top w:w="0" w:type="dxa"/>
+        <w:left w:w="108" w:type="dxa"/>
+        <w:bottom w:w="0" w:type="dxa"/>
+        <w:right w:w="108" w:type="dxa"/>
+      </w:tblCellMar>
+    </w:tblPr>
+  </w:style>
+  <w:style w:type="numbering" w:default="1" w:styleId="Sinlista">
+    <w:name w:val="No List"/>
+    <w:uiPriority w:val="99"/>
+    <w:semiHidden/>
+    <w:unhideWhenUsed/>
+  </w:style>
+  <w:style w:type="table" w:customStyle="1" w:styleId="TableNormal">
+    <w:name w:val="TableNormal"/>
+    <w:tblPr>
+      <w:tblCellMar>
+        <w:top w:w="100" w:type="dxa"/>
+        <w:left w:w="100" w:type="dxa"/>
+        <w:bottom w:w="100" w:type="dxa"/>
+        <w:right w:w="100" w:type="dxa"/>
+      </w:tblCellMar>
+    </w:tblPr>
+  </w:style>
+  <w:style w:type="paragraph" w:styleId="Ttulo">
     <w:name w:val="Title"/>
     <w:basedOn w:val="Normal"/>
     <w:next w:val="Normal"/>
+    <w:uiPriority w:val="10"/>
+    <w:qFormat/>
     <w:pPr>
-      <w:keepNext w:val="1"/>
-      <w:keepLines w:val="1"/>
-      <w:pageBreakBefore w:val="0"/>
-      <w:spacing w:after="60" w:before="0" w:lineRule="auto"/>
+      <w:keepNext/>
+      <w:keepLines/>
+      <w:spacing w:after="60"/>
     </w:pPr>
     <w:rPr>
       <w:sz w:val="52"/>
       <w:szCs w:val="52"/>
     </w:rPr>
   </w:style>
-  <w:style w:type="paragraph" w:styleId="Subtitle">
+  <w:style w:type="paragraph" w:styleId="Subttulo">
     <w:name w:val="Subtitle"/>
     <w:basedOn w:val="Normal"/>
     <w:next w:val="Normal"/>
+    <w:uiPriority w:val="11"/>
+    <w:qFormat/>
     <w:pPr>
-      <w:keepNext w:val="1"/>
-      <w:keepLines w:val="1"/>
-      <w:pageBreakBefore w:val="0"/>
-      <w:spacing w:after="320" w:before="0" w:lineRule="auto"/>
+      <w:keepNext/>
+      <w:keepLines/>
+      <w:spacing w:after="320"/>
     </w:pPr>
     <w:rPr>
-      <w:rFonts w:ascii="Arial" w:cs="Arial" w:eastAsia="Arial" w:hAnsi="Arial"/>
-      <w:i w:val="0"/>
-      <w:iCs w:val="0"/>
       <w:color w:val="666666"/>
       <w:sz w:val="30"/>
       <w:szCs w:val="30"/>
